--- a/vinyL relatorio.docx
+++ b/vinyL relatorio.docx
@@ -222,6 +222,8 @@
           <w:szCs w:val="28"/>
         </w:rPr>
       </w:pPr>
+      <w:proofErr w:type="spellStart"/>
+      <w:proofErr w:type="gramStart"/>
       <w:r>
         <w:rPr>
           <w:rFonts w:ascii="Times New Roman" w:hAnsi="Times New Roman" w:cs="Times New Roman"/>
@@ -231,7 +233,20 @@
           <w:sz w:val="28"/>
           <w:szCs w:val="28"/>
         </w:rPr>
-        <w:t xml:space="preserve">vinyL - </w:t>
+        <w:t>vinyL</w:t>
+      </w:r>
+      <w:proofErr w:type="spellEnd"/>
+      <w:proofErr w:type="gramEnd"/>
+      <w:r>
+        <w:rPr>
+          <w:rFonts w:ascii="Times New Roman" w:hAnsi="Times New Roman" w:cs="Times New Roman"/>
+          <w:b/>
+          <w:bCs/>
+          <w:color w:val="auto"/>
+          <w:sz w:val="28"/>
+          <w:szCs w:val="28"/>
+        </w:rPr>
+        <w:t xml:space="preserve"> - </w:t>
       </w:r>
       <w:r>
         <w:rPr>
@@ -290,7 +305,18 @@
           <w:sz w:val="28"/>
           <w:szCs w:val="28"/>
         </w:rPr>
-        <w:t xml:space="preserve"> para avaliar e partilhar música</w:t>
+        <w:t xml:space="preserve"> para avaliar, </w:t>
+      </w:r>
+      <w:r>
+        <w:rPr>
+          <w:rFonts w:ascii="Times New Roman" w:eastAsia="Times New Roman" w:hAnsi="Times New Roman" w:cs="Times New Roman"/>
+          <w:b/>
+          <w:bCs/>
+          <w:color w:val="auto"/>
+          <w:sz w:val="28"/>
+          <w:szCs w:val="28"/>
+        </w:rPr>
+        <w:t>partilhar música</w:t>
       </w:r>
     </w:p>
     <w:p>
@@ -316,13 +342,41 @@
           <w:lang w:bidi="pt-PT"/>
         </w:rPr>
       </w:pPr>
+      <w:proofErr w:type="spellStart"/>
       <w:r>
         <w:rPr>
           <w:rFonts w:ascii="Times New Roman" w:hAnsi="Times New Roman" w:cs="Times New Roman"/>
           <w:color w:val="auto"/>
           <w:lang w:bidi="pt-PT"/>
         </w:rPr>
-        <w:t>Harman Paudwal Nº11</w:t>
+        <w:t>Harman</w:t>
+      </w:r>
+      <w:proofErr w:type="spellEnd"/>
+      <w:r>
+        <w:rPr>
+          <w:rFonts w:ascii="Times New Roman" w:hAnsi="Times New Roman" w:cs="Times New Roman"/>
+          <w:color w:val="auto"/>
+          <w:lang w:bidi="pt-PT"/>
+        </w:rPr>
+        <w:t xml:space="preserve"> </w:t>
+      </w:r>
+      <w:proofErr w:type="spellStart"/>
+      <w:r>
+        <w:rPr>
+          <w:rFonts w:ascii="Times New Roman" w:hAnsi="Times New Roman" w:cs="Times New Roman"/>
+          <w:color w:val="auto"/>
+          <w:lang w:bidi="pt-PT"/>
+        </w:rPr>
+        <w:t>Paudwal</w:t>
+      </w:r>
+      <w:proofErr w:type="spellEnd"/>
+      <w:r>
+        <w:rPr>
+          <w:rFonts w:ascii="Times New Roman" w:hAnsi="Times New Roman" w:cs="Times New Roman"/>
+          <w:color w:val="auto"/>
+          <w:lang w:bidi="pt-PT"/>
+        </w:rPr>
+        <w:t xml:space="preserve"> Nº11</w:t>
       </w:r>
     </w:p>
     <w:p>
@@ -335,13 +389,23 @@
           <w:lang w:bidi="pt-PT"/>
         </w:rPr>
       </w:pPr>
+      <w:proofErr w:type="spellStart"/>
       <w:r>
         <w:rPr>
           <w:rFonts w:ascii="Times New Roman" w:hAnsi="Times New Roman" w:cs="Times New Roman"/>
           <w:color w:val="auto"/>
           <w:lang w:bidi="pt-PT"/>
         </w:rPr>
-        <w:t>Luke De Lima Nº16</w:t>
+        <w:t>Luke</w:t>
+      </w:r>
+      <w:proofErr w:type="spellEnd"/>
+      <w:r>
+        <w:rPr>
+          <w:rFonts w:ascii="Times New Roman" w:hAnsi="Times New Roman" w:cs="Times New Roman"/>
+          <w:color w:val="auto"/>
+          <w:lang w:bidi="pt-PT"/>
+        </w:rPr>
+        <w:t xml:space="preserve"> De Lima Nº16</w:t>
       </w:r>
     </w:p>
     <w:p>
@@ -730,7 +794,9 @@
           <w:lang w:eastAsia="pt-PT"/>
         </w:rPr>
       </w:pPr>
-      <w:r>
+    </w:p>
+    <w:p>
+      <w:pPr>
         <w:rPr>
           <w:rFonts w:ascii="Times New Roman" w:hAnsi="Times New Roman" w:cs="Times New Roman"/>
           <w:b/>
@@ -740,6 +806,18 @@
           <w:szCs w:val="28"/>
           <w:lang w:eastAsia="pt-PT"/>
         </w:rPr>
+      </w:pPr>
+      <w:r>
+        <w:rPr>
+          <w:rFonts w:ascii="Times New Roman" w:hAnsi="Times New Roman" w:cs="Times New Roman"/>
+          <w:b/>
+          <w:bCs/>
+          <w:color w:val="auto"/>
+          <w:sz w:val="28"/>
+          <w:szCs w:val="28"/>
+          <w:lang w:eastAsia="pt-PT"/>
+        </w:rPr>
+        <w:lastRenderedPageBreak/>
         <w:t>Resumo</w:t>
       </w:r>
     </w:p>
@@ -757,24 +835,78 @@
           <w:rFonts w:ascii="Times New Roman" w:hAnsi="Times New Roman" w:cs="Times New Roman"/>
           <w:color w:val="auto"/>
         </w:rPr>
-        <w:lastRenderedPageBreak/>
-        <w:t xml:space="preserve">O vinyL é um projeto desenvolvido por três alunos do curso de Técnico de Gestão e Programação de Sistemas Informáticos, no âmbito da Prova de Aptidão Profissional. Surgiu de uma ideia simples: existem boas plataformas para registar e comentar filmes, como o </w:t>
-      </w:r>
-      <w:r>
-        <w:rPr>
-          <w:rFonts w:ascii="Times New Roman" w:hAnsi="Times New Roman" w:cs="Times New Roman"/>
-          <w:i/>
-          <w:iCs/>
+        <w:t xml:space="preserve">O </w:t>
+      </w:r>
+      <w:proofErr w:type="spellStart"/>
+      <w:r>
+        <w:rPr>
+          <w:rFonts w:ascii="Times New Roman" w:hAnsi="Times New Roman" w:cs="Times New Roman"/>
+          <w:color w:val="auto"/>
+        </w:rPr>
+        <w:t>vinyL</w:t>
+      </w:r>
+      <w:proofErr w:type="spellEnd"/>
+      <w:r>
+        <w:rPr>
+          <w:rFonts w:ascii="Times New Roman" w:hAnsi="Times New Roman" w:cs="Times New Roman"/>
+          <w:color w:val="auto"/>
+        </w:rPr>
+        <w:t xml:space="preserve"> é um </w:t>
+      </w:r>
+      <w:proofErr w:type="spellStart"/>
+      <w:r>
+        <w:rPr>
+          <w:rFonts w:ascii="Times New Roman" w:hAnsi="Times New Roman" w:cs="Times New Roman"/>
+          <w:color w:val="auto"/>
+        </w:rPr>
+        <w:t>projeto</w:t>
+      </w:r>
+      <w:proofErr w:type="spellEnd"/>
+      <w:r>
+        <w:rPr>
+          <w:rFonts w:ascii="Times New Roman" w:hAnsi="Times New Roman" w:cs="Times New Roman"/>
+          <w:color w:val="auto"/>
+        </w:rPr>
+        <w:t xml:space="preserve"> desenvolvido por três alunos do curso de Técnico de Gestão e Programação de Sistemas Informáticos, no âmbito da Prova de Aptidão Profissional. Surgiu da ideia de juntar, num só sítio, duas coisas de que o grupo gosta: dar a opinião sobre música e comprar vinis. Tal como o </w:t>
+      </w:r>
+      <w:proofErr w:type="spellStart"/>
+      <w:r>
+        <w:rPr>
+          <w:rFonts w:ascii="Times New Roman" w:hAnsi="Times New Roman" w:cs="Times New Roman"/>
           <w:color w:val="auto"/>
         </w:rPr>
         <w:t>Letterboxd</w:t>
       </w:r>
-      <w:r>
-        <w:rPr>
-          <w:rFonts w:ascii="Times New Roman" w:hAnsi="Times New Roman" w:cs="Times New Roman"/>
-          <w:color w:val="auto"/>
-        </w:rPr>
-        <w:t>, mas nada com o mesmo espírito para quem gosta de música. O vinyL pretende preencher essa falta, permitindo a cada utilizador pesquisar álbuns e músicas, atribuir notas, escrever críticas, registar o que ouviu, criar listas e seguir outras pessoas.</w:t>
+      <w:proofErr w:type="spellEnd"/>
+      <w:r>
+        <w:rPr>
+          <w:rFonts w:ascii="Times New Roman" w:hAnsi="Times New Roman" w:cs="Times New Roman"/>
+          <w:color w:val="auto"/>
+        </w:rPr>
+        <w:t xml:space="preserve"> faz com os filmes, o </w:t>
+      </w:r>
+      <w:proofErr w:type="spellStart"/>
+      <w:r>
+        <w:rPr>
+          <w:rFonts w:ascii="Times New Roman" w:hAnsi="Times New Roman" w:cs="Times New Roman"/>
+          <w:color w:val="auto"/>
+        </w:rPr>
+        <w:t>vinyL</w:t>
+      </w:r>
+      <w:proofErr w:type="spellEnd"/>
+      <w:r>
+        <w:rPr>
+          <w:rFonts w:ascii="Times New Roman" w:hAnsi="Times New Roman" w:cs="Times New Roman"/>
+          <w:color w:val="auto"/>
+        </w:rPr>
+        <w:t xml:space="preserve"> vai permitir pesquisar álbuns e músicas, dar-lhes uma nota e escrever uma crítica, e vai ter ainda uma loja onde se podem comprar vinis e ou</w:t>
+      </w:r>
+      <w:r>
+        <w:rPr>
+          <w:rFonts w:ascii="Times New Roman" w:hAnsi="Times New Roman" w:cs="Times New Roman"/>
+          <w:color w:val="auto"/>
+        </w:rPr>
+        <w:t>tros produtos ligados à música.</w:t>
       </w:r>
     </w:p>
     <w:p>
@@ -786,45 +918,83 @@
           <w:color w:val="auto"/>
         </w:rPr>
       </w:pPr>
+      <w:r>
+        <w:rPr>
+          <w:rFonts w:ascii="Times New Roman" w:hAnsi="Times New Roman" w:cs="Times New Roman"/>
+          <w:color w:val="auto"/>
+        </w:rPr>
+        <w:t xml:space="preserve">O </w:t>
+      </w:r>
+      <w:proofErr w:type="spellStart"/>
+      <w:r>
+        <w:rPr>
+          <w:rFonts w:ascii="Times New Roman" w:hAnsi="Times New Roman" w:cs="Times New Roman"/>
+          <w:color w:val="auto"/>
+        </w:rPr>
+        <w:t>projeto</w:t>
+      </w:r>
+      <w:proofErr w:type="spellEnd"/>
+      <w:r>
+        <w:rPr>
+          <w:rFonts w:ascii="Times New Roman" w:hAnsi="Times New Roman" w:cs="Times New Roman"/>
+          <w:color w:val="auto"/>
+        </w:rPr>
+        <w:t xml:space="preserve"> tem duas partes: um </w:t>
+      </w:r>
+      <w:proofErr w:type="gramStart"/>
+      <w:r>
+        <w:rPr>
+          <w:rFonts w:ascii="Times New Roman" w:hAnsi="Times New Roman" w:cs="Times New Roman"/>
+          <w:color w:val="auto"/>
+        </w:rPr>
+        <w:t>website</w:t>
+      </w:r>
+      <w:proofErr w:type="gramEnd"/>
+      <w:r>
+        <w:rPr>
+          <w:rFonts w:ascii="Times New Roman" w:hAnsi="Times New Roman" w:cs="Times New Roman"/>
+          <w:color w:val="auto"/>
+        </w:rPr>
+        <w:t xml:space="preserve">, feito em HTML, CSS e PHP, com a parte da música, e uma aplicação de computador em Java, focada na loja, com uma área para os clientes e outra para os administradores. As duas partes vão usar a mesma base de dados </w:t>
+      </w:r>
+      <w:proofErr w:type="spellStart"/>
+      <w:r>
+        <w:rPr>
+          <w:rFonts w:ascii="Times New Roman" w:hAnsi="Times New Roman" w:cs="Times New Roman"/>
+          <w:color w:val="auto"/>
+        </w:rPr>
+        <w:t>MySQL</w:t>
+      </w:r>
+      <w:proofErr w:type="spellEnd"/>
+      <w:r>
+        <w:rPr>
+          <w:rFonts w:ascii="Times New Roman" w:hAnsi="Times New Roman" w:cs="Times New Roman"/>
+          <w:color w:val="auto"/>
+        </w:rPr>
+        <w:t xml:space="preserve">, para a mesma conta funcionar nos dois lados, e os dados dos álbuns vão ser obtidos através da API do </w:t>
+      </w:r>
+      <w:proofErr w:type="spellStart"/>
+      <w:r>
+        <w:rPr>
+          <w:rFonts w:ascii="Times New Roman" w:hAnsi="Times New Roman" w:cs="Times New Roman"/>
+          <w:color w:val="auto"/>
+        </w:rPr>
+        <w:t>MusicBrainz</w:t>
+      </w:r>
+      <w:proofErr w:type="spellEnd"/>
+      <w:r>
+        <w:rPr>
+          <w:rFonts w:ascii="Times New Roman" w:hAnsi="Times New Roman" w:cs="Times New Roman"/>
+          <w:color w:val="auto"/>
+        </w:rPr>
+        <w:t>. As compras vão ser simuladas, sem pagamentos reais.</w:t>
+      </w:r>
     </w:p>
     <w:p>
       <w:pPr>
         <w:spacing w:line="360" w:lineRule="auto"/>
         <w:jc w:val="both"/>
         <w:rPr>
-          <w:rFonts w:ascii="Times New Roman" w:hAnsi="Times New Roman" w:cs="Times New Roman"/>
-          <w:color w:val="auto"/>
-        </w:rPr>
-      </w:pPr>
-      <w:r>
-        <w:rPr>
-          <w:rFonts w:ascii="Times New Roman" w:hAnsi="Times New Roman" w:cs="Times New Roman"/>
-          <w:color w:val="auto"/>
-        </w:rPr>
-        <w:t xml:space="preserve">O projeto divide-se em duas partes: um website, desenvolvido em HTML, CSS e PHP, e uma aplicação de computador em Java com funcionalidades equivalentes. Ambas utilizam a mesma base de dados MySQL, o que permite usar a mesma conta nos dois lados. Os dados dos álbuns e dos artistas são obtidos através da API do </w:t>
-      </w:r>
-      <w:r>
-        <w:rPr>
-          <w:rFonts w:ascii="Times New Roman" w:hAnsi="Times New Roman" w:cs="Times New Roman"/>
-          <w:i/>
-          <w:iCs/>
-          <w:color w:val="auto"/>
-        </w:rPr>
-        <w:t>MusicBrainz</w:t>
-      </w:r>
-      <w:r>
-        <w:rPr>
-          <w:rFonts w:ascii="Times New Roman" w:hAnsi="Times New Roman" w:cs="Times New Roman"/>
-          <w:color w:val="auto"/>
-        </w:rPr>
-        <w:t>, evitando assim a criação de um catálogo próprio.</w:t>
-      </w:r>
-    </w:p>
-    <w:p>
-      <w:pPr>
-        <w:spacing w:line="360" w:lineRule="auto"/>
-        <w:jc w:val="both"/>
-        <w:rPr>
           <w:rFonts w:ascii="Times New Roman" w:eastAsiaTheme="minorEastAsia" w:hAnsi="Times New Roman" w:cs="Times New Roman"/>
           <w:color w:val="auto"/>
         </w:rPr>
@@ -844,6 +1014,13 @@
           <w:color w:val="auto"/>
         </w:rPr>
         <w:t>, Colaboração, Único, Website, Aplicação</w:t>
+      </w:r>
+      <w:r>
+        <w:rPr>
+          <w:rFonts w:ascii="Times New Roman" w:hAnsi="Times New Roman" w:cs="Times New Roman"/>
+          <w:color w:val="auto"/>
+        </w:rPr>
+        <w:t>,</w:t>
       </w:r>
     </w:p>
     <w:p>
@@ -1045,7 +1222,23 @@
           <w:rFonts w:ascii="Times New Roman" w:hAnsi="Times New Roman" w:cs="Times New Roman"/>
           <w:color w:val="auto"/>
         </w:rPr>
-        <w:t>&lt;INSTRUÇÃO AO ALUNO: Inclua apenas abreviaturas e siglas utilizadas efetivamente no relatório. Ordene-as alfabeticamente.&gt;</w:t>
+        <w:t xml:space="preserve">&lt;INSTRUÇÃO AO ALUNO: Inclua apenas abreviaturas e siglas utilizadas </w:t>
+      </w:r>
+      <w:proofErr w:type="spellStart"/>
+      <w:r>
+        <w:rPr>
+          <w:rFonts w:ascii="Times New Roman" w:hAnsi="Times New Roman" w:cs="Times New Roman"/>
+          <w:color w:val="auto"/>
+        </w:rPr>
+        <w:t>efetivamente</w:t>
+      </w:r>
+      <w:proofErr w:type="spellEnd"/>
+      <w:r>
+        <w:rPr>
+          <w:rFonts w:ascii="Times New Roman" w:hAnsi="Times New Roman" w:cs="Times New Roman"/>
+          <w:color w:val="auto"/>
+        </w:rPr>
+        <w:t xml:space="preserve"> no relatório. Ordene-as alfabeticamente.&gt;</w:t>
       </w:r>
     </w:p>
     <w:tbl>
@@ -1103,14 +1296,54 @@
                 <w:sz w:val="22"/>
               </w:rPr>
             </w:pPr>
+            <w:proofErr w:type="spellStart"/>
+            <w:proofErr w:type="gramStart"/>
             <w:r>
               <w:rPr>
                 <w:rFonts w:ascii="Times New Roman" w:hAnsi="Times New Roman" w:cs="Times New Roman"/>
                 <w:color w:val="auto"/>
                 <w:sz w:val="22"/>
               </w:rPr>
-              <w:t>Cascading  Style Sheet</w:t>
-            </w:r>
+              <w:t>Cascading</w:t>
+            </w:r>
+            <w:proofErr w:type="spellEnd"/>
+            <w:r>
+              <w:rPr>
+                <w:rFonts w:ascii="Times New Roman" w:hAnsi="Times New Roman" w:cs="Times New Roman"/>
+                <w:color w:val="auto"/>
+                <w:sz w:val="22"/>
+              </w:rPr>
+              <w:t xml:space="preserve">  </w:t>
+            </w:r>
+            <w:proofErr w:type="spellStart"/>
+            <w:r>
+              <w:rPr>
+                <w:rFonts w:ascii="Times New Roman" w:hAnsi="Times New Roman" w:cs="Times New Roman"/>
+                <w:color w:val="auto"/>
+                <w:sz w:val="22"/>
+              </w:rPr>
+              <w:t>Style</w:t>
+            </w:r>
+            <w:proofErr w:type="spellEnd"/>
+            <w:proofErr w:type="gramEnd"/>
+            <w:r>
+              <w:rPr>
+                <w:rFonts w:ascii="Times New Roman" w:hAnsi="Times New Roman" w:cs="Times New Roman"/>
+                <w:color w:val="auto"/>
+                <w:sz w:val="22"/>
+              </w:rPr>
+              <w:t xml:space="preserve"> </w:t>
+            </w:r>
+            <w:proofErr w:type="spellStart"/>
+            <w:r>
+              <w:rPr>
+                <w:rFonts w:ascii="Times New Roman" w:hAnsi="Times New Roman" w:cs="Times New Roman"/>
+                <w:color w:val="auto"/>
+                <w:sz w:val="22"/>
+              </w:rPr>
+              <w:t>Sheet</w:t>
+            </w:r>
+            <w:proofErr w:type="spellEnd"/>
           </w:p>
         </w:tc>
       </w:tr>
@@ -1151,14 +1384,52 @@
                 <w:sz w:val="22"/>
               </w:rPr>
             </w:pPr>
+            <w:proofErr w:type="spellStart"/>
             <w:r>
               <w:rPr>
                 <w:rFonts w:ascii="Times New Roman" w:hAnsi="Times New Roman" w:cs="Times New Roman"/>
                 <w:color w:val="auto"/>
                 <w:sz w:val="22"/>
               </w:rPr>
-              <w:t>Hypertext Markup Language</w:t>
-            </w:r>
+              <w:t>Hypertext</w:t>
+            </w:r>
+            <w:proofErr w:type="spellEnd"/>
+            <w:r>
+              <w:rPr>
+                <w:rFonts w:ascii="Times New Roman" w:hAnsi="Times New Roman" w:cs="Times New Roman"/>
+                <w:color w:val="auto"/>
+                <w:sz w:val="22"/>
+              </w:rPr>
+              <w:t xml:space="preserve"> </w:t>
+            </w:r>
+            <w:proofErr w:type="spellStart"/>
+            <w:r>
+              <w:rPr>
+                <w:rFonts w:ascii="Times New Roman" w:hAnsi="Times New Roman" w:cs="Times New Roman"/>
+                <w:color w:val="auto"/>
+                <w:sz w:val="22"/>
+              </w:rPr>
+              <w:t>Markup</w:t>
+            </w:r>
+            <w:proofErr w:type="spellEnd"/>
+            <w:r>
+              <w:rPr>
+                <w:rFonts w:ascii="Times New Roman" w:hAnsi="Times New Roman" w:cs="Times New Roman"/>
+                <w:color w:val="auto"/>
+                <w:sz w:val="22"/>
+              </w:rPr>
+              <w:t xml:space="preserve"> </w:t>
+            </w:r>
+            <w:proofErr w:type="spellStart"/>
+            <w:r>
+              <w:rPr>
+                <w:rFonts w:ascii="Times New Roman" w:hAnsi="Times New Roman" w:cs="Times New Roman"/>
+                <w:color w:val="auto"/>
+                <w:sz w:val="22"/>
+              </w:rPr>
+              <w:t>Language</w:t>
+            </w:r>
+            <w:proofErr w:type="spellEnd"/>
           </w:p>
         </w:tc>
       </w:tr>
@@ -1201,14 +1472,52 @@
                 <w:sz w:val="22"/>
               </w:rPr>
             </w:pPr>
+            <w:proofErr w:type="spellStart"/>
             <w:r>
               <w:rPr>
                 <w:rFonts w:ascii="Times New Roman" w:eastAsiaTheme="minorEastAsia" w:hAnsi="Times New Roman" w:cs="Times New Roman"/>
                 <w:color w:val="auto"/>
                 <w:sz w:val="22"/>
               </w:rPr>
-              <w:t>Unified Modelling Language</w:t>
-            </w:r>
+              <w:t>Unified</w:t>
+            </w:r>
+            <w:proofErr w:type="spellEnd"/>
+            <w:r>
+              <w:rPr>
+                <w:rFonts w:ascii="Times New Roman" w:eastAsiaTheme="minorEastAsia" w:hAnsi="Times New Roman" w:cs="Times New Roman"/>
+                <w:color w:val="auto"/>
+                <w:sz w:val="22"/>
+              </w:rPr>
+              <w:t xml:space="preserve"> </w:t>
+            </w:r>
+            <w:proofErr w:type="spellStart"/>
+            <w:r>
+              <w:rPr>
+                <w:rFonts w:ascii="Times New Roman" w:eastAsiaTheme="minorEastAsia" w:hAnsi="Times New Roman" w:cs="Times New Roman"/>
+                <w:color w:val="auto"/>
+                <w:sz w:val="22"/>
+              </w:rPr>
+              <w:t>Modelling</w:t>
+            </w:r>
+            <w:proofErr w:type="spellEnd"/>
+            <w:r>
+              <w:rPr>
+                <w:rFonts w:ascii="Times New Roman" w:eastAsiaTheme="minorEastAsia" w:hAnsi="Times New Roman" w:cs="Times New Roman"/>
+                <w:color w:val="auto"/>
+                <w:sz w:val="22"/>
+              </w:rPr>
+              <w:t xml:space="preserve"> </w:t>
+            </w:r>
+            <w:proofErr w:type="spellStart"/>
+            <w:r>
+              <w:rPr>
+                <w:rFonts w:ascii="Times New Roman" w:eastAsiaTheme="minorEastAsia" w:hAnsi="Times New Roman" w:cs="Times New Roman"/>
+                <w:color w:val="auto"/>
+                <w:sz w:val="22"/>
+              </w:rPr>
+              <w:t>Language</w:t>
+            </w:r>
+            <w:proofErr w:type="spellEnd"/>
           </w:p>
         </w:tc>
       </w:tr>
@@ -4621,7 +4930,35 @@
           <w:szCs w:val="20"/>
           <w:shd w:val="clear" w:color="auto" w:fill="FFFFFF"/>
         </w:rPr>
-        <w:t>INSTRUÇÃO AO ALUNO: Atualize este índice depois de inserir as legendas das figuras através da funcionalidade Legenda do Word.</w:t>
+        <w:t xml:space="preserve">INSTRUÇÃO AO ALUNO: </w:t>
+      </w:r>
+      <w:proofErr w:type="spellStart"/>
+      <w:r>
+        <w:rPr>
+          <w:rFonts w:ascii="Times New Roman" w:hAnsi="Times New Roman" w:cs="Times New Roman"/>
+          <w:b/>
+          <w:bCs/>
+          <w:iCs/>
+          <w:color w:val="auto"/>
+          <w:sz w:val="20"/>
+          <w:szCs w:val="20"/>
+          <w:shd w:val="clear" w:color="auto" w:fill="FFFFFF"/>
+        </w:rPr>
+        <w:t>Atualize</w:t>
+      </w:r>
+      <w:proofErr w:type="spellEnd"/>
+      <w:r>
+        <w:rPr>
+          <w:rFonts w:ascii="Times New Roman" w:hAnsi="Times New Roman" w:cs="Times New Roman"/>
+          <w:b/>
+          <w:bCs/>
+          <w:iCs/>
+          <w:color w:val="auto"/>
+          <w:sz w:val="20"/>
+          <w:szCs w:val="20"/>
+          <w:shd w:val="clear" w:color="auto" w:fill="FFFFFF"/>
+        </w:rPr>
+        <w:t xml:space="preserve"> este índice depois de inserir as legendas das figuras através da funcionalidade Legenda do Word.</w:t>
       </w:r>
       <w:r>
         <w:rPr>
@@ -4713,7 +5050,25 @@
           <w:color w:val="auto"/>
           <w:szCs w:val="24"/>
         </w:rPr>
-        <w:t>Este capítulo apresenta o contexto do projeto, explica de onde veio a ideia e mostra como o relatório está organizado, para ser mais fácil acompanhar o trabalho ao longo do ano.</w:t>
+        <w:t xml:space="preserve">Este capítulo apresenta o contexto do </w:t>
+      </w:r>
+      <w:proofErr w:type="spellStart"/>
+      <w:r>
+        <w:rPr>
+          <w:rFonts w:ascii="Times New Roman" w:eastAsia="Times New Roman" w:hAnsi="Times New Roman" w:cs="Times New Roman"/>
+          <w:color w:val="auto"/>
+          <w:szCs w:val="24"/>
+        </w:rPr>
+        <w:t>projeto</w:t>
+      </w:r>
+      <w:proofErr w:type="spellEnd"/>
+      <w:r>
+        <w:rPr>
+          <w:rFonts w:ascii="Times New Roman" w:eastAsia="Times New Roman" w:hAnsi="Times New Roman" w:cs="Times New Roman"/>
+          <w:color w:val="auto"/>
+          <w:szCs w:val="24"/>
+        </w:rPr>
+        <w:t>, explica de onde veio a ideia e mostra como o relatório está organizado, para ser mais fácil acompanhar o trabalho ao longo do ano.</w:t>
       </w:r>
     </w:p>
     <w:p>
@@ -4769,44 +5124,25 @@
           <w:color w:val="auto"/>
           <w:szCs w:val="24"/>
         </w:rPr>
-        <w:t>A Prova de Aptidão Profissional (PAP) é o projeto final do curso profissional de Técnico de Gestão e Programação de Sistemas Informáticos. Nela, os alunos aplicam o que aprenderam ao longo do curso num trabalho próprio, que depois é apresentado e avaliado.</w:t>
-      </w:r>
-    </w:p>
-    <w:p>
-      <w:pPr>
-        <w:spacing w:before="240" w:after="240"/>
-        <w:jc w:val="both"/>
-        <w:rPr>
-          <w:rFonts w:ascii="Times New Roman" w:eastAsia="Times New Roman" w:hAnsi="Times New Roman" w:cs="Times New Roman"/>
-          <w:color w:val="auto"/>
-          <w:szCs w:val="24"/>
-        </w:rPr>
-      </w:pPr>
-      <w:r>
-        <w:rPr>
-          <w:rFonts w:ascii="Times New Roman" w:eastAsia="Times New Roman" w:hAnsi="Times New Roman" w:cs="Times New Roman"/>
-          <w:color w:val="auto"/>
-          <w:szCs w:val="24"/>
-        </w:rPr>
-        <w:t xml:space="preserve">Este relatório descreve o projeto vinyL, que está a ser realizado por três alunos da Escola Secundária de Camões no ano letivo 2026/2027. A ideia é criar um sítio sobre música onde as pessoas possam avaliar álbuns e músicas e partilhar a sua opinião, como o </w:t>
-      </w:r>
-      <w:r>
-        <w:rPr>
-          <w:rFonts w:ascii="Times New Roman" w:eastAsia="Times New Roman" w:hAnsi="Times New Roman" w:cs="Times New Roman"/>
-          <w:i/>
-          <w:iCs/>
-          <w:color w:val="auto"/>
-          <w:szCs w:val="24"/>
-        </w:rPr>
-        <w:t>Letterboxd</w:t>
-      </w:r>
-      <w:r>
-        <w:rPr>
-          <w:rFonts w:ascii="Times New Roman" w:eastAsia="Times New Roman" w:hAnsi="Times New Roman" w:cs="Times New Roman"/>
-          <w:color w:val="auto"/>
-          <w:szCs w:val="24"/>
-        </w:rPr>
-        <w:t xml:space="preserve"> faz com os filmes.</w:t>
+        <w:t xml:space="preserve">A Prova de Aptidão Profissional (PAP) é o </w:t>
+      </w:r>
+      <w:proofErr w:type="spellStart"/>
+      <w:r>
+        <w:rPr>
+          <w:rFonts w:ascii="Times New Roman" w:eastAsia="Times New Roman" w:hAnsi="Times New Roman" w:cs="Times New Roman"/>
+          <w:color w:val="auto"/>
+          <w:szCs w:val="24"/>
+        </w:rPr>
+        <w:t>projeto</w:t>
+      </w:r>
+      <w:proofErr w:type="spellEnd"/>
+      <w:r>
+        <w:rPr>
+          <w:rFonts w:ascii="Times New Roman" w:eastAsia="Times New Roman" w:hAnsi="Times New Roman" w:cs="Times New Roman"/>
+          <w:color w:val="auto"/>
+          <w:szCs w:val="24"/>
+        </w:rPr>
+        <w:t xml:space="preserve"> final do curso profissional de Técnico de Gestão e Programação de Sistemas Informáticos. Nela, os alunos aplicam o que aprenderam ao longo do curso num trabalho próprio, que depois é apresentado e avaliado.</w:t>
       </w:r>
     </w:p>
     <w:p>
@@ -4818,6 +5154,86 @@
           <w:color w:val="000000" w:themeColor="text1"/>
         </w:rPr>
       </w:pPr>
+      <w:r>
+        <w:rPr>
+          <w:rFonts w:ascii="Times New Roman" w:eastAsia="Times New Roman" w:hAnsi="Times New Roman" w:cs="Times New Roman"/>
+          <w:color w:val="auto"/>
+          <w:szCs w:val="24"/>
+        </w:rPr>
+        <w:t xml:space="preserve">Este relatório descreve o </w:t>
+      </w:r>
+      <w:proofErr w:type="spellStart"/>
+      <w:r>
+        <w:rPr>
+          <w:rFonts w:ascii="Times New Roman" w:eastAsia="Times New Roman" w:hAnsi="Times New Roman" w:cs="Times New Roman"/>
+          <w:color w:val="auto"/>
+          <w:szCs w:val="24"/>
+        </w:rPr>
+        <w:t>projeto</w:t>
+      </w:r>
+      <w:proofErr w:type="spellEnd"/>
+      <w:r>
+        <w:rPr>
+          <w:rFonts w:ascii="Times New Roman" w:eastAsia="Times New Roman" w:hAnsi="Times New Roman" w:cs="Times New Roman"/>
+          <w:color w:val="auto"/>
+          <w:szCs w:val="24"/>
+        </w:rPr>
+        <w:t xml:space="preserve"> </w:t>
+      </w:r>
+      <w:proofErr w:type="spellStart"/>
+      <w:r>
+        <w:rPr>
+          <w:rFonts w:ascii="Times New Roman" w:eastAsia="Times New Roman" w:hAnsi="Times New Roman" w:cs="Times New Roman"/>
+          <w:color w:val="auto"/>
+          <w:szCs w:val="24"/>
+        </w:rPr>
+        <w:t>vinyL</w:t>
+      </w:r>
+      <w:proofErr w:type="spellEnd"/>
+      <w:r>
+        <w:rPr>
+          <w:rFonts w:ascii="Times New Roman" w:eastAsia="Times New Roman" w:hAnsi="Times New Roman" w:cs="Times New Roman"/>
+          <w:color w:val="auto"/>
+          <w:szCs w:val="24"/>
+        </w:rPr>
+        <w:t xml:space="preserve">, que está a ser realizado por três alunos da Escola Secundária de Camões no ano </w:t>
+      </w:r>
+      <w:proofErr w:type="spellStart"/>
+      <w:r>
+        <w:rPr>
+          <w:rFonts w:ascii="Times New Roman" w:eastAsia="Times New Roman" w:hAnsi="Times New Roman" w:cs="Times New Roman"/>
+          <w:color w:val="auto"/>
+          <w:szCs w:val="24"/>
+        </w:rPr>
+        <w:t>letivo</w:t>
+      </w:r>
+      <w:proofErr w:type="spellEnd"/>
+      <w:r>
+        <w:rPr>
+          <w:rFonts w:ascii="Times New Roman" w:eastAsia="Times New Roman" w:hAnsi="Times New Roman" w:cs="Times New Roman"/>
+          <w:color w:val="auto"/>
+          <w:szCs w:val="24"/>
+        </w:rPr>
+        <w:t xml:space="preserve"> 2026/2027. A ideia é criar um sítio sobre música onde as pessoas possam avaliar álbuns e músicas, como o </w:t>
+      </w:r>
+      <w:proofErr w:type="spellStart"/>
+      <w:r>
+        <w:rPr>
+          <w:rFonts w:ascii="Times New Roman" w:eastAsia="Times New Roman" w:hAnsi="Times New Roman" w:cs="Times New Roman"/>
+          <w:color w:val="auto"/>
+          <w:szCs w:val="24"/>
+        </w:rPr>
+        <w:t>Letterboxd</w:t>
+      </w:r>
+      <w:proofErr w:type="spellEnd"/>
+      <w:r>
+        <w:rPr>
+          <w:rFonts w:ascii="Times New Roman" w:eastAsia="Times New Roman" w:hAnsi="Times New Roman" w:cs="Times New Roman"/>
+          <w:color w:val="auto"/>
+          <w:szCs w:val="24"/>
+        </w:rPr>
+        <w:t xml:space="preserve"> faz com os filmes, e onde também possam comprar vinis numa loja.</w:t>
+      </w:r>
     </w:p>
     <w:p>
       <w:pPr>
@@ -4869,7 +5285,39 @@
           <w:rFonts w:ascii="Times New Roman" w:eastAsia="Times New Roman" w:hAnsi="Times New Roman" w:cs="Times New Roman"/>
           <w:color w:val="auto"/>
         </w:rPr>
-        <w:t>O relatório está dividido em cinco capítulos, seguidos das referências bibliográficas e de um anexo. O capítulo 1 é esta introdução, e o capítulo 2 apresenta o projeto, o problema que quer resolver, para quem é, os objetivos, os resultados esperados e o cronograma.</w:t>
+        <w:t xml:space="preserve">O relatório está dividido em cinco capítulos, seguidos das referências bibliográficas e de um anexo. O capítulo 1 é esta introdução, e o capítulo 2 apresenta o </w:t>
+      </w:r>
+      <w:proofErr w:type="spellStart"/>
+      <w:r>
+        <w:rPr>
+          <w:rFonts w:ascii="Times New Roman" w:eastAsia="Times New Roman" w:hAnsi="Times New Roman" w:cs="Times New Roman"/>
+          <w:color w:val="auto"/>
+        </w:rPr>
+        <w:t>projeto</w:t>
+      </w:r>
+      <w:proofErr w:type="spellEnd"/>
+      <w:r>
+        <w:rPr>
+          <w:rFonts w:ascii="Times New Roman" w:eastAsia="Times New Roman" w:hAnsi="Times New Roman" w:cs="Times New Roman"/>
+          <w:color w:val="auto"/>
+        </w:rPr>
+        <w:t xml:space="preserve">, o problema que quer resolver, para quem é, os </w:t>
+      </w:r>
+      <w:proofErr w:type="spellStart"/>
+      <w:r>
+        <w:rPr>
+          <w:rFonts w:ascii="Times New Roman" w:eastAsia="Times New Roman" w:hAnsi="Times New Roman" w:cs="Times New Roman"/>
+          <w:color w:val="auto"/>
+        </w:rPr>
+        <w:t>objetivos</w:t>
+      </w:r>
+      <w:proofErr w:type="spellEnd"/>
+      <w:r>
+        <w:rPr>
+          <w:rFonts w:ascii="Times New Roman" w:eastAsia="Times New Roman" w:hAnsi="Times New Roman" w:cs="Times New Roman"/>
+          <w:color w:val="auto"/>
+        </w:rPr>
+        <w:t>, os resultados esperados e o cronograma.</w:t>
       </w:r>
     </w:p>
     <w:p>
@@ -4885,7 +5333,39 @@
           <w:rFonts w:ascii="Times New Roman" w:eastAsia="Times New Roman" w:hAnsi="Times New Roman" w:cs="Times New Roman"/>
           <w:color w:val="auto"/>
         </w:rPr>
-        <w:t>O capítulo 3 explica as ideias e as ferramentas que servem de base ao projeto, e o capítulo 4 mostra como o trabalho está a ser desenvolvido e testado. O capítulo 5 reúne as conclusões, e no fim ficam as referências e o anexo com o material de apoio. O relatório vai sendo escrito ao longo do ano, à medida que o projeto avança.</w:t>
+        <w:t xml:space="preserve">O capítulo 3 explica as ideias e as ferramentas que servem de base ao </w:t>
+      </w:r>
+      <w:proofErr w:type="spellStart"/>
+      <w:r>
+        <w:rPr>
+          <w:rFonts w:ascii="Times New Roman" w:eastAsia="Times New Roman" w:hAnsi="Times New Roman" w:cs="Times New Roman"/>
+          <w:color w:val="auto"/>
+        </w:rPr>
+        <w:t>projeto</w:t>
+      </w:r>
+      <w:proofErr w:type="spellEnd"/>
+      <w:r>
+        <w:rPr>
+          <w:rFonts w:ascii="Times New Roman" w:eastAsia="Times New Roman" w:hAnsi="Times New Roman" w:cs="Times New Roman"/>
+          <w:color w:val="auto"/>
+        </w:rPr>
+        <w:t xml:space="preserve">, e o capítulo 4 mostra como o trabalho está a ser desenvolvido e testado. O capítulo 5 reúne as conclusões, e no fim ficam as referências e o anexo com o material de apoio. O relatório vai sendo escrito ao longo do ano, à medida que o </w:t>
+      </w:r>
+      <w:proofErr w:type="spellStart"/>
+      <w:r>
+        <w:rPr>
+          <w:rFonts w:ascii="Times New Roman" w:eastAsia="Times New Roman" w:hAnsi="Times New Roman" w:cs="Times New Roman"/>
+          <w:color w:val="auto"/>
+        </w:rPr>
+        <w:t>projeto</w:t>
+      </w:r>
+      <w:proofErr w:type="spellEnd"/>
+      <w:r>
+        <w:rPr>
+          <w:rFonts w:ascii="Times New Roman" w:eastAsia="Times New Roman" w:hAnsi="Times New Roman" w:cs="Times New Roman"/>
+          <w:color w:val="auto"/>
+        </w:rPr>
+        <w:t xml:space="preserve"> avança.</w:t>
       </w:r>
     </w:p>
     <w:p>
@@ -4992,7 +5472,32 @@
           <w:sz w:val="32"/>
           <w:szCs w:val="32"/>
         </w:rPr>
-        <w:t>Capítulo 2- Descrição e objetivos do trabalho</w:t>
+        <w:lastRenderedPageBreak/>
+        <w:t xml:space="preserve">Capítulo 2- Descrição e </w:t>
+      </w:r>
+      <w:proofErr w:type="spellStart"/>
+      <w:r>
+        <w:rPr>
+          <w:rFonts w:ascii="Times New Roman" w:hAnsi="Times New Roman" w:cs="Times New Roman"/>
+          <w:b/>
+          <w:bCs/>
+          <w:color w:val="auto"/>
+          <w:sz w:val="32"/>
+          <w:szCs w:val="32"/>
+        </w:rPr>
+        <w:t>objetivos</w:t>
+      </w:r>
+      <w:proofErr w:type="spellEnd"/>
+      <w:r>
+        <w:rPr>
+          <w:rFonts w:ascii="Times New Roman" w:hAnsi="Times New Roman" w:cs="Times New Roman"/>
+          <w:b/>
+          <w:bCs/>
+          <w:color w:val="auto"/>
+          <w:sz w:val="32"/>
+          <w:szCs w:val="32"/>
+        </w:rPr>
+        <w:t xml:space="preserve"> do trabalho</w:t>
       </w:r>
       <w:bookmarkEnd w:id="3"/>
     </w:p>
@@ -5012,7 +5517,97 @@
           <w:color w:val="000000" w:themeColor="text1"/>
           <w:szCs w:val="24"/>
         </w:rPr>
-        <w:t>Neste capítulo, apresenta-se o projeto vinyL, a sua área de aplicação e o público a que se destina. São também apresentados o problema que o projeto pretende resolver, os objetivos definidos pelo grupo, os resultados esperados e o planeamento do trabalho ao longo do ano letivo.</w:t>
+        <w:t xml:space="preserve">Neste capítulo, apresenta-se o </w:t>
+      </w:r>
+      <w:proofErr w:type="spellStart"/>
+      <w:r>
+        <w:rPr>
+          <w:rFonts w:ascii="Times New Roman" w:eastAsia="Times New Roman" w:hAnsi="Times New Roman" w:cs="Times New Roman"/>
+          <w:color w:val="000000" w:themeColor="text1"/>
+          <w:szCs w:val="24"/>
+        </w:rPr>
+        <w:t>projeto</w:t>
+      </w:r>
+      <w:proofErr w:type="spellEnd"/>
+      <w:r>
+        <w:rPr>
+          <w:rFonts w:ascii="Times New Roman" w:eastAsia="Times New Roman" w:hAnsi="Times New Roman" w:cs="Times New Roman"/>
+          <w:color w:val="000000" w:themeColor="text1"/>
+          <w:szCs w:val="24"/>
+        </w:rPr>
+        <w:t xml:space="preserve"> </w:t>
+      </w:r>
+      <w:proofErr w:type="spellStart"/>
+      <w:r>
+        <w:rPr>
+          <w:rFonts w:ascii="Times New Roman" w:eastAsia="Times New Roman" w:hAnsi="Times New Roman" w:cs="Times New Roman"/>
+          <w:color w:val="000000" w:themeColor="text1"/>
+          <w:szCs w:val="24"/>
+        </w:rPr>
+        <w:t>vinyL</w:t>
+      </w:r>
+      <w:proofErr w:type="spellEnd"/>
+      <w:r>
+        <w:rPr>
+          <w:rFonts w:ascii="Times New Roman" w:eastAsia="Times New Roman" w:hAnsi="Times New Roman" w:cs="Times New Roman"/>
+          <w:color w:val="000000" w:themeColor="text1"/>
+          <w:szCs w:val="24"/>
+        </w:rPr>
+        <w:t xml:space="preserve">, a sua área de aplicação e o público a que se destina. São também apresentados o problema que o </w:t>
+      </w:r>
+      <w:proofErr w:type="spellStart"/>
+      <w:r>
+        <w:rPr>
+          <w:rFonts w:ascii="Times New Roman" w:eastAsia="Times New Roman" w:hAnsi="Times New Roman" w:cs="Times New Roman"/>
+          <w:color w:val="000000" w:themeColor="text1"/>
+          <w:szCs w:val="24"/>
+        </w:rPr>
+        <w:t>projeto</w:t>
+      </w:r>
+      <w:proofErr w:type="spellEnd"/>
+      <w:r>
+        <w:rPr>
+          <w:rFonts w:ascii="Times New Roman" w:eastAsia="Times New Roman" w:hAnsi="Times New Roman" w:cs="Times New Roman"/>
+          <w:color w:val="000000" w:themeColor="text1"/>
+          <w:szCs w:val="24"/>
+        </w:rPr>
+        <w:t xml:space="preserve"> pretende resolver, os </w:t>
+      </w:r>
+      <w:proofErr w:type="spellStart"/>
+      <w:r>
+        <w:rPr>
+          <w:rFonts w:ascii="Times New Roman" w:eastAsia="Times New Roman" w:hAnsi="Times New Roman" w:cs="Times New Roman"/>
+          <w:color w:val="000000" w:themeColor="text1"/>
+          <w:szCs w:val="24"/>
+        </w:rPr>
+        <w:t>objetivos</w:t>
+      </w:r>
+      <w:proofErr w:type="spellEnd"/>
+      <w:r>
+        <w:rPr>
+          <w:rFonts w:ascii="Times New Roman" w:eastAsia="Times New Roman" w:hAnsi="Times New Roman" w:cs="Times New Roman"/>
+          <w:color w:val="000000" w:themeColor="text1"/>
+          <w:szCs w:val="24"/>
+        </w:rPr>
+        <w:t xml:space="preserve"> definidos pelo grupo, os resultados esperados e o planeamento do trabalho ao longo do ano </w:t>
+      </w:r>
+      <w:proofErr w:type="spellStart"/>
+      <w:r>
+        <w:rPr>
+          <w:rFonts w:ascii="Times New Roman" w:eastAsia="Times New Roman" w:hAnsi="Times New Roman" w:cs="Times New Roman"/>
+          <w:color w:val="000000" w:themeColor="text1"/>
+          <w:szCs w:val="24"/>
+        </w:rPr>
+        <w:t>letivo</w:t>
+      </w:r>
+      <w:proofErr w:type="spellEnd"/>
+      <w:r>
+        <w:rPr>
+          <w:rFonts w:ascii="Times New Roman" w:eastAsia="Times New Roman" w:hAnsi="Times New Roman" w:cs="Times New Roman"/>
+          <w:color w:val="000000" w:themeColor="text1"/>
+          <w:szCs w:val="24"/>
+        </w:rPr>
+        <w:t>.</w:t>
       </w:r>
     </w:p>
     <w:p>
@@ -5048,18 +5643,111 @@
           <w:sz w:val="28"/>
           <w:szCs w:val="28"/>
         </w:rPr>
-        <w:t>2.1 Apresentação e proposta do projeto</w:t>
+        <w:t xml:space="preserve">2.1 Apresentação e proposta do </w:t>
+      </w:r>
+      <w:proofErr w:type="spellStart"/>
+      <w:r>
+        <w:rPr>
+          <w:rFonts w:ascii="Times New Roman" w:hAnsi="Times New Roman" w:cs="Times New Roman"/>
+          <w:b/>
+          <w:bCs/>
+          <w:color w:val="auto"/>
+          <w:sz w:val="28"/>
+          <w:szCs w:val="28"/>
+        </w:rPr>
+        <w:t>projeto</w:t>
       </w:r>
       <w:bookmarkEnd w:id="4"/>
+      <w:proofErr w:type="spellEnd"/>
     </w:p>
     <w:p>
       <w:pPr>
         <w:pStyle w:val="NormalWeb"/>
         <w:jc w:val="both"/>
       </w:pPr>
-      <w:r>
-        <w:t xml:space="preserve">O vinyL é um </w:t>
-      </w:r>
+      <w:bookmarkStart w:id="5" w:name="_Toc241826447"/>
+      <w:r>
+        <w:t xml:space="preserve">O </w:t>
+      </w:r>
+      <w:proofErr w:type="spellStart"/>
+      <w:r>
+        <w:t>vinyL</w:t>
+      </w:r>
+      <w:proofErr w:type="spellEnd"/>
+      <w:r>
+        <w:t xml:space="preserve"> é um </w:t>
+      </w:r>
+      <w:proofErr w:type="gramStart"/>
+      <w:r>
+        <w:t>website</w:t>
+      </w:r>
+      <w:proofErr w:type="gramEnd"/>
+      <w:r>
+        <w:t xml:space="preserve"> e uma aplicação de computador sobre música. No </w:t>
+      </w:r>
+      <w:proofErr w:type="gramStart"/>
+      <w:r>
+        <w:t>website</w:t>
+      </w:r>
+      <w:proofErr w:type="gramEnd"/>
+      <w:r>
+        <w:t xml:space="preserve">, as pessoas podem pesquisar álbuns e músicas, dar-lhes uma nota e escrever a sua opinião, </w:t>
+      </w:r>
+      <w:r>
+        <w:t xml:space="preserve">na aplicação pode </w:t>
+      </w:r>
+      <w:r>
+        <w:t>comprar vinis e outros produtos numa loja. Cada utilizador tem</w:t>
+      </w:r>
+      <w:r>
+        <w:t xml:space="preserve"> uma conta e um perfil próprio.</w:t>
+      </w:r>
+    </w:p>
+    <w:p>
+      <w:pPr>
+        <w:pStyle w:val="NormalWeb"/>
+        <w:jc w:val="both"/>
+      </w:pPr>
+      <w:r>
+        <w:t xml:space="preserve">A ideia surgiu do gosto que o grupo tem por música e do hábito de usar serviços como o </w:t>
+      </w:r>
+      <w:proofErr w:type="spellStart"/>
+      <w:r>
+        <w:t>Letterboxd</w:t>
+      </w:r>
+      <w:proofErr w:type="spellEnd"/>
+      <w:r>
+        <w:t>, que fazem isto mesmo com os filmes. A aplicação em Java vai ficar focada na loja e vai ter duas partes, uma para os clientes e outra para os administradores, que gerem os produ</w:t>
+      </w:r>
+      <w:bookmarkStart w:id="6" w:name="_GoBack"/>
+      <w:bookmarkEnd w:id="6"/>
+      <w:r>
+        <w:t xml:space="preserve">tos e as encomendas. </w:t>
+      </w:r>
+    </w:p>
+    <w:p>
+      <w:pPr>
+        <w:pStyle w:val="NormalWeb"/>
+        <w:jc w:val="both"/>
+      </w:pPr>
+      <w:r>
+        <w:t>As duas versões vão usar a mesma base de dados, para que a mesma conta funcione nas duas.</w:t>
+      </w:r>
+      <w:r>
+        <w:t xml:space="preserve"> </w:t>
+      </w:r>
+      <w:r>
+        <w:t xml:space="preserve">O </w:t>
+      </w:r>
+      <w:proofErr w:type="spellStart"/>
+      <w:r>
+        <w:t>projeto</w:t>
+      </w:r>
+      <w:proofErr w:type="spellEnd"/>
+      <w:r>
+        <w:t xml:space="preserve"> propõe-se criar duas versões, o </w:t>
+      </w:r>
+      <w:proofErr w:type="gramStart"/>
       <w:r>
         <w:rPr>
           <w:i/>
@@ -5067,53 +5755,15 @@
         </w:rPr>
         <w:t>website</w:t>
       </w:r>
-      <w:r>
-        <w:t xml:space="preserve"> e uma aplicação de computador onde as pessoas podem pesquisar álbuns e músicas, dar-lhes uma nota e escrever a sua opinião. Cada utilizador tem uma conta e um perfil próprio.</w:t>
-      </w:r>
-      <w:bookmarkStart w:id="5" w:name="_Toc241826447"/>
-    </w:p>
-    <w:p>
-      <w:pPr>
-        <w:pStyle w:val="NormalWeb"/>
-        <w:jc w:val="both"/>
-      </w:pPr>
-      <w:r>
-        <w:t xml:space="preserve">A ideia surgiu do gosto que o grupo tem por música e do hábito de usar serviços como o </w:t>
-      </w:r>
-      <w:r>
-        <w:rPr>
-          <w:rStyle w:val="nfase"/>
-          <w:rFonts w:eastAsiaTheme="majorEastAsia"/>
-        </w:rPr>
-        <w:t>Letterboxd</w:t>
-      </w:r>
-      <w:r>
-        <w:t>, que fazem isto mesmo com os filmes. Faltava algo com esse espírito para a música, uma ferramenta pensada para guardar e partilhar opiniões e não apenas para ouvir.</w:t>
-      </w:r>
-    </w:p>
-    <w:p>
-      <w:pPr>
-        <w:pStyle w:val="NormalWeb"/>
-        <w:jc w:val="both"/>
-      </w:pPr>
-      <w:r>
-        <w:t xml:space="preserve">O projeto propõe-se criar duas versões, o </w:t>
+      <w:proofErr w:type="gramEnd"/>
+      <w:r>
+        <w:t xml:space="preserve"> e a aplicação em </w:t>
       </w:r>
       <w:r>
         <w:rPr>
           <w:i/>
           <w:iCs/>
         </w:rPr>
-        <w:t>website</w:t>
-      </w:r>
-      <w:r>
-        <w:t xml:space="preserve"> e a aplicação em </w:t>
-      </w:r>
-      <w:r>
-        <w:rPr>
-          <w:i/>
-          <w:iCs/>
-        </w:rPr>
         <w:t>Java</w:t>
       </w:r>
       <w:r>
@@ -5134,9 +5784,22 @@
           <w:sz w:val="28"/>
           <w:szCs w:val="28"/>
         </w:rPr>
-        <w:t>2.2 Tema e área do projeto</w:t>
+        <w:t xml:space="preserve">2.2 Tema e área do </w:t>
+      </w:r>
+      <w:proofErr w:type="spellStart"/>
+      <w:r>
+        <w:rPr>
+          <w:rFonts w:ascii="Times New Roman" w:hAnsi="Times New Roman" w:cs="Times New Roman"/>
+          <w:b/>
+          <w:bCs/>
+          <w:color w:val="auto"/>
+          <w:sz w:val="28"/>
+          <w:szCs w:val="28"/>
+        </w:rPr>
+        <w:t>projeto</w:t>
       </w:r>
       <w:bookmarkEnd w:id="5"/>
+      <w:proofErr w:type="spellEnd"/>
     </w:p>
     <w:p>
       <w:pPr>
@@ -5153,7 +5816,25 @@
           <w:color w:val="0D0D0D" w:themeColor="text1" w:themeTint="F2"/>
           <w:szCs w:val="24"/>
         </w:rPr>
-        <w:t>O tema do vinyL é a música, mais concretamente a avaliação e a partilha de opiniões sobre álbuns e músicas.</w:t>
+        <w:t xml:space="preserve">O tema do </w:t>
+      </w:r>
+      <w:proofErr w:type="spellStart"/>
+      <w:r>
+        <w:rPr>
+          <w:rFonts w:ascii="Times New Roman" w:eastAsia="Times New Roman" w:hAnsi="Times New Roman" w:cs="Times New Roman"/>
+          <w:color w:val="0D0D0D" w:themeColor="text1" w:themeTint="F2"/>
+          <w:szCs w:val="24"/>
+        </w:rPr>
+        <w:t>vinyL</w:t>
+      </w:r>
+      <w:proofErr w:type="spellEnd"/>
+      <w:r>
+        <w:rPr>
+          <w:rFonts w:ascii="Times New Roman" w:eastAsia="Times New Roman" w:hAnsi="Times New Roman" w:cs="Times New Roman"/>
+          <w:color w:val="0D0D0D" w:themeColor="text1" w:themeTint="F2"/>
+          <w:szCs w:val="24"/>
+        </w:rPr>
+        <w:t xml:space="preserve"> é a música, mais concretamente a avaliação e a partilha de opiniões sobre álbuns e músicas.</w:t>
       </w:r>
     </w:p>
     <w:p>
@@ -5171,7 +5852,25 @@
           <w:color w:val="0D0D0D" w:themeColor="text1" w:themeTint="F2"/>
           <w:szCs w:val="24"/>
         </w:rPr>
-        <w:t xml:space="preserve">O projeto enquadra-se na área da programação e do desenvolvimento de aplicações, que é a área do curso. O grupo escolheu este tema porque gosta de música e porque permite aplicar na prática o que aprendeu em programação, bases de dados e desenvolvimento </w:t>
+        <w:t xml:space="preserve">O </w:t>
+      </w:r>
+      <w:proofErr w:type="spellStart"/>
+      <w:r>
+        <w:rPr>
+          <w:rFonts w:ascii="Times New Roman" w:eastAsia="Times New Roman" w:hAnsi="Times New Roman" w:cs="Times New Roman"/>
+          <w:color w:val="0D0D0D" w:themeColor="text1" w:themeTint="F2"/>
+          <w:szCs w:val="24"/>
+        </w:rPr>
+        <w:t>projeto</w:t>
+      </w:r>
+      <w:proofErr w:type="spellEnd"/>
+      <w:r>
+        <w:rPr>
+          <w:rFonts w:ascii="Times New Roman" w:eastAsia="Times New Roman" w:hAnsi="Times New Roman" w:cs="Times New Roman"/>
+          <w:color w:val="0D0D0D" w:themeColor="text1" w:themeTint="F2"/>
+          <w:szCs w:val="24"/>
+        </w:rPr>
+        <w:t xml:space="preserve"> enquadra-se na área da programação e do desenvolvimento de aplicações, que é a área do curso. O grupo escolheu este tema porque gosta de música e porque permite aplicar na prática o que aprendeu em programação, bases de dados e desenvolvimento </w:t>
       </w:r>
       <w:r>
         <w:rPr>
@@ -5210,7 +5909,7 @@
           <w:szCs w:val="28"/>
         </w:rPr>
       </w:pPr>
-      <w:bookmarkStart w:id="6" w:name="_Toc241826448"/>
+      <w:bookmarkStart w:id="7" w:name="_Toc241826448"/>
       <w:r>
         <w:rPr>
           <w:rFonts w:ascii="Times New Roman" w:hAnsi="Times New Roman" w:cs="Times New Roman"/>
@@ -5222,7 +5921,7 @@
         </w:rPr>
         <w:t>2.3 Problema ou necessidade identificada</w:t>
       </w:r>
-      <w:bookmarkEnd w:id="6"/>
+      <w:bookmarkEnd w:id="7"/>
     </w:p>
     <w:p>
       <w:pPr>
@@ -5232,17 +5931,34 @@
       <w:r>
         <w:t xml:space="preserve">Hoje, muitas pessoas ouvem música, mas nem sempre guardam as suas opiniões sobre o que ouvem. As plataformas de </w:t>
       </w:r>
+      <w:proofErr w:type="spellStart"/>
       <w:r>
         <w:rPr>
           <w:i/>
           <w:iCs/>
         </w:rPr>
-        <w:t xml:space="preserve">streaming </w:t>
-      </w:r>
-      <w:r>
-        <w:t>estão mais focadas em sugerir músicas do que em permitir que os utilizadores partilhem as suas ideias. Além disso, é difícil descobrir novas músicas através de pessoas com gostos semelhantes. O vinyL procura resolver este problema, oferecendo um espaço para guardar opiniões, organizar músicas e partilhar gostos musicais com outros utilizadores.</w:t>
-      </w:r>
-      <w:bookmarkStart w:id="7" w:name="_Toc241826449"/>
+        <w:t>streaming</w:t>
+      </w:r>
+      <w:proofErr w:type="spellEnd"/>
+      <w:r>
+        <w:rPr>
+          <w:i/>
+          <w:iCs/>
+        </w:rPr>
+        <w:t xml:space="preserve"> </w:t>
+      </w:r>
+      <w:r>
+        <w:t xml:space="preserve">estão mais focadas em sugerir músicas do que em permitir que os utilizadores partilhem as suas ideias. Além disso, é difícil descobrir novas músicas através de pessoas com gostos semelhantes. O </w:t>
+      </w:r>
+      <w:proofErr w:type="spellStart"/>
+      <w:r>
+        <w:t>vinyL</w:t>
+      </w:r>
+      <w:proofErr w:type="spellEnd"/>
+      <w:r>
+        <w:t xml:space="preserve"> procura resolver este problema, oferecendo um espaço para guardar opiniões, organizar músicas e partilhar gostos musicais com outros utilizadores.</w:t>
+      </w:r>
+      <w:bookmarkStart w:id="8" w:name="_Toc241826449"/>
     </w:p>
     <w:p>
       <w:pPr>
@@ -5260,7 +5976,7 @@
         </w:rPr>
         <w:t>2.4 Público – alvo</w:t>
       </w:r>
-      <w:bookmarkEnd w:id="7"/>
+      <w:bookmarkEnd w:id="8"/>
     </w:p>
     <w:p>
       <w:pPr>
@@ -5277,7 +5993,25 @@
           <w:color w:val="000000" w:themeColor="text1"/>
           <w:szCs w:val="24"/>
         </w:rPr>
-        <w:t xml:space="preserve">O vinyL destina-se a pessoas que gostam de música, especialmente jovens que querem organizar e partilhar os seus gostos musicais. É pensado para quem gosta de avaliar </w:t>
+        <w:t xml:space="preserve">O </w:t>
+      </w:r>
+      <w:proofErr w:type="spellStart"/>
+      <w:r>
+        <w:rPr>
+          <w:rFonts w:ascii="Times New Roman" w:eastAsia="Times New Roman" w:hAnsi="Times New Roman" w:cs="Times New Roman"/>
+          <w:color w:val="000000" w:themeColor="text1"/>
+          <w:szCs w:val="24"/>
+        </w:rPr>
+        <w:t>vinyL</w:t>
+      </w:r>
+      <w:proofErr w:type="spellEnd"/>
+      <w:r>
+        <w:rPr>
+          <w:rFonts w:ascii="Times New Roman" w:eastAsia="Times New Roman" w:hAnsi="Times New Roman" w:cs="Times New Roman"/>
+          <w:color w:val="000000" w:themeColor="text1"/>
+          <w:szCs w:val="24"/>
+        </w:rPr>
+        <w:t xml:space="preserve"> destina-se a pessoas que gostam de música, especialmente jovens que querem organizar e partilhar os seus gostos musicais. É pensado para quem gosta de avaliar </w:t>
       </w:r>
       <w:r>
         <w:rPr>
@@ -5328,8 +6062,21 @@
           <w:sz w:val="28"/>
           <w:szCs w:val="28"/>
         </w:rPr>
-        <w:t>2.5 Objetivos</w:t>
-      </w:r>
+        <w:t xml:space="preserve">2.5 </w:t>
+      </w:r>
+      <w:proofErr w:type="spellStart"/>
+      <w:r>
+        <w:rPr>
+          <w:rFonts w:ascii="Times New Roman" w:hAnsi="Times New Roman" w:cs="Times New Roman"/>
+          <w:b/>
+          <w:bCs/>
+          <w:color w:val="auto"/>
+          <w:sz w:val="28"/>
+          <w:szCs w:val="28"/>
+        </w:rPr>
+        <w:t>Objetivos</w:t>
+      </w:r>
+      <w:proofErr w:type="spellEnd"/>
     </w:p>
     <w:p>
       <w:pPr>
@@ -5347,8 +6094,45 @@
           <w:color w:val="0D0D0D" w:themeColor="text1" w:themeTint="F2"/>
           <w:szCs w:val="24"/>
         </w:rPr>
-        <w:t xml:space="preserve">O objetivo geral do projeto é criar um </w:t>
-      </w:r>
+        <w:t xml:space="preserve">O </w:t>
+      </w:r>
+      <w:proofErr w:type="spellStart"/>
+      <w:r>
+        <w:rPr>
+          <w:rFonts w:ascii="Times New Roman" w:eastAsia="Times New Roman" w:hAnsi="Times New Roman" w:cs="Times New Roman"/>
+          <w:color w:val="0D0D0D" w:themeColor="text1" w:themeTint="F2"/>
+          <w:szCs w:val="24"/>
+        </w:rPr>
+        <w:t>objetivo</w:t>
+      </w:r>
+      <w:proofErr w:type="spellEnd"/>
+      <w:r>
+        <w:rPr>
+          <w:rFonts w:ascii="Times New Roman" w:eastAsia="Times New Roman" w:hAnsi="Times New Roman" w:cs="Times New Roman"/>
+          <w:color w:val="0D0D0D" w:themeColor="text1" w:themeTint="F2"/>
+          <w:szCs w:val="24"/>
+        </w:rPr>
+        <w:t xml:space="preserve"> geral do </w:t>
+      </w:r>
+      <w:proofErr w:type="spellStart"/>
+      <w:r>
+        <w:rPr>
+          <w:rFonts w:ascii="Times New Roman" w:eastAsia="Times New Roman" w:hAnsi="Times New Roman" w:cs="Times New Roman"/>
+          <w:color w:val="0D0D0D" w:themeColor="text1" w:themeTint="F2"/>
+          <w:szCs w:val="24"/>
+        </w:rPr>
+        <w:t>projeto</w:t>
+      </w:r>
+      <w:proofErr w:type="spellEnd"/>
+      <w:r>
+        <w:rPr>
+          <w:rFonts w:ascii="Times New Roman" w:eastAsia="Times New Roman" w:hAnsi="Times New Roman" w:cs="Times New Roman"/>
+          <w:color w:val="0D0D0D" w:themeColor="text1" w:themeTint="F2"/>
+          <w:szCs w:val="24"/>
+        </w:rPr>
+        <w:t xml:space="preserve"> é criar um </w:t>
+      </w:r>
+      <w:proofErr w:type="gramStart"/>
       <w:r>
         <w:rPr>
           <w:rFonts w:ascii="Times New Roman" w:eastAsia="Times New Roman" w:hAnsi="Times New Roman" w:cs="Times New Roman"/>
@@ -5359,6 +6143,7 @@
         </w:rPr>
         <w:t>website</w:t>
       </w:r>
+      <w:proofErr w:type="gramEnd"/>
       <w:r>
         <w:rPr>
           <w:rFonts w:ascii="Times New Roman" w:eastAsia="Times New Roman" w:hAnsi="Times New Roman" w:cs="Times New Roman"/>
@@ -5404,6 +6189,7 @@
         </w:rPr>
         <w:t xml:space="preserve">Para isso, o primeiro passo é criar uma base de dados única, usada pelo </w:t>
       </w:r>
+      <w:proofErr w:type="gramStart"/>
       <w:r>
         <w:rPr>
           <w:rFonts w:ascii="Times New Roman" w:eastAsia="Times New Roman" w:hAnsi="Times New Roman" w:cs="Times New Roman"/>
@@ -5414,6 +6200,7 @@
         </w:rPr>
         <w:t>website</w:t>
       </w:r>
+      <w:proofErr w:type="gramEnd"/>
       <w:r>
         <w:rPr>
           <w:rFonts w:ascii="Times New Roman" w:eastAsia="Times New Roman" w:hAnsi="Times New Roman" w:cs="Times New Roman"/>
@@ -5438,6 +6225,7 @@
         </w:rPr>
         <w:t xml:space="preserve"> a mesma conta funcione nos dois. Depois, pretende-se desenvolver o </w:t>
       </w:r>
+      <w:proofErr w:type="gramStart"/>
       <w:r>
         <w:rPr>
           <w:rFonts w:ascii="Times New Roman" w:eastAsia="Times New Roman" w:hAnsi="Times New Roman" w:cs="Times New Roman"/>
@@ -5448,13 +6236,32 @@
         </w:rPr>
         <w:t>website</w:t>
       </w:r>
+      <w:proofErr w:type="gramEnd"/>
       <w:r>
         <w:rPr>
           <w:rFonts w:ascii="Times New Roman" w:eastAsia="Times New Roman" w:hAnsi="Times New Roman" w:cs="Times New Roman"/>
           <w:color w:val="000000" w:themeColor="text1"/>
           <w:szCs w:val="24"/>
         </w:rPr>
-        <w:t xml:space="preserve">, para que o projeto possa ser usado no navegador, e a aplicação em </w:t>
+        <w:t xml:space="preserve">, para que o </w:t>
+      </w:r>
+      <w:proofErr w:type="spellStart"/>
+      <w:r>
+        <w:rPr>
+          <w:rFonts w:ascii="Times New Roman" w:eastAsia="Times New Roman" w:hAnsi="Times New Roman" w:cs="Times New Roman"/>
+          <w:color w:val="000000" w:themeColor="text1"/>
+          <w:szCs w:val="24"/>
+        </w:rPr>
+        <w:t>projeto</w:t>
+      </w:r>
+      <w:proofErr w:type="spellEnd"/>
+      <w:r>
+        <w:rPr>
+          <w:rFonts w:ascii="Times New Roman" w:eastAsia="Times New Roman" w:hAnsi="Times New Roman" w:cs="Times New Roman"/>
+          <w:color w:val="000000" w:themeColor="text1"/>
+          <w:szCs w:val="24"/>
+        </w:rPr>
+        <w:t xml:space="preserve"> possa ser usado no navegador, e a aplicação em </w:t>
       </w:r>
       <w:r>
         <w:rPr>
@@ -5506,7 +6313,25 @@
           <w:color w:val="000000" w:themeColor="text1"/>
           <w:szCs w:val="24"/>
         </w:rPr>
-        <w:t>API. Por fim, o grupo quer testar o projeto e corrigir os erros encontrados antes da entrega.</w:t>
+        <w:t xml:space="preserve">API. Por fim, o grupo quer testar o </w:t>
+      </w:r>
+      <w:proofErr w:type="spellStart"/>
+      <w:r>
+        <w:rPr>
+          <w:rFonts w:ascii="Times New Roman" w:eastAsia="Times New Roman" w:hAnsi="Times New Roman" w:cs="Times New Roman"/>
+          <w:color w:val="000000" w:themeColor="text1"/>
+          <w:szCs w:val="24"/>
+        </w:rPr>
+        <w:t>projeto</w:t>
+      </w:r>
+      <w:proofErr w:type="spellEnd"/>
+      <w:r>
+        <w:rPr>
+          <w:rFonts w:ascii="Times New Roman" w:eastAsia="Times New Roman" w:hAnsi="Times New Roman" w:cs="Times New Roman"/>
+          <w:color w:val="000000" w:themeColor="text1"/>
+          <w:szCs w:val="24"/>
+        </w:rPr>
+        <w:t xml:space="preserve"> e corrigir os erros encontrados antes da entrega.</w:t>
       </w:r>
     </w:p>
     <w:p>
@@ -5534,7 +6359,7 @@
           <w:szCs w:val="28"/>
         </w:rPr>
       </w:pPr>
-      <w:bookmarkStart w:id="8" w:name="_Toc241826451"/>
+      <w:bookmarkStart w:id="9" w:name="_Toc241826451"/>
       <w:r>
         <w:rPr>
           <w:rFonts w:ascii="Times New Roman" w:hAnsi="Times New Roman" w:cs="Times New Roman"/>
@@ -5546,7 +6371,7 @@
         </w:rPr>
         <w:t>2.6 Resultados esperados</w:t>
       </w:r>
-      <w:bookmarkEnd w:id="8"/>
+      <w:bookmarkEnd w:id="9"/>
     </w:p>
     <w:p>
       <w:pPr>
@@ -5562,8 +6387,25 @@
           <w:rFonts w:ascii="Times New Roman" w:eastAsia="Times New Roman" w:hAnsi="Times New Roman" w:cs="Times New Roman"/>
           <w:color w:val="0D0D0D" w:themeColor="text1" w:themeTint="F2"/>
         </w:rPr>
-        <w:t xml:space="preserve">No final do projeto, espera-se ter um </w:t>
-      </w:r>
+        <w:t xml:space="preserve">No final do </w:t>
+      </w:r>
+      <w:proofErr w:type="spellStart"/>
+      <w:r>
+        <w:rPr>
+          <w:rFonts w:ascii="Times New Roman" w:eastAsia="Times New Roman" w:hAnsi="Times New Roman" w:cs="Times New Roman"/>
+          <w:color w:val="0D0D0D" w:themeColor="text1" w:themeTint="F2"/>
+        </w:rPr>
+        <w:t>projeto</w:t>
+      </w:r>
+      <w:proofErr w:type="spellEnd"/>
+      <w:r>
+        <w:rPr>
+          <w:rFonts w:ascii="Times New Roman" w:eastAsia="Times New Roman" w:hAnsi="Times New Roman" w:cs="Times New Roman"/>
+          <w:color w:val="0D0D0D" w:themeColor="text1" w:themeTint="F2"/>
+        </w:rPr>
+        <w:t xml:space="preserve">, espera-se ter um </w:t>
+      </w:r>
+      <w:proofErr w:type="gramStart"/>
       <w:r>
         <w:rPr>
           <w:rFonts w:ascii="Times New Roman" w:eastAsia="Times New Roman" w:hAnsi="Times New Roman" w:cs="Times New Roman"/>
@@ -5573,6 +6415,7 @@
         </w:rPr>
         <w:t>website</w:t>
       </w:r>
+      <w:proofErr w:type="gramEnd"/>
       <w:r>
         <w:rPr>
           <w:rFonts w:ascii="Times New Roman" w:eastAsia="Times New Roman" w:hAnsi="Times New Roman" w:cs="Times New Roman"/>
@@ -5631,7 +6474,7 @@
           <w:szCs w:val="24"/>
         </w:rPr>
       </w:pPr>
-      <w:bookmarkStart w:id="9" w:name="_Toc241826452"/>
+      <w:bookmarkStart w:id="10" w:name="_Toc241826452"/>
       <w:r>
         <w:rPr>
           <w:rFonts w:ascii="Times New Roman" w:hAnsi="Times New Roman" w:cs="Times New Roman"/>
@@ -5687,7 +6530,7 @@
         </w:rPr>
         <w:t>ronograma</w:t>
       </w:r>
-      <w:bookmarkEnd w:id="9"/>
+      <w:bookmarkEnd w:id="10"/>
     </w:p>
     <w:p>
       <w:pPr>
@@ -5703,7 +6546,23 @@
           <w:rFonts w:ascii="Times New Roman" w:hAnsi="Times New Roman" w:cs="Times New Roman"/>
           <w:color w:val="auto"/>
         </w:rPr>
-        <w:t xml:space="preserve">&lt;Apresente o planeamento das principais atividades, </w:t>
+        <w:t xml:space="preserve">&lt;Apresente o planeamento das principais </w:t>
+      </w:r>
+      <w:proofErr w:type="spellStart"/>
+      <w:r>
+        <w:rPr>
+          <w:rFonts w:ascii="Times New Roman" w:hAnsi="Times New Roman" w:cs="Times New Roman"/>
+          <w:color w:val="auto"/>
+        </w:rPr>
+        <w:t>atividades</w:t>
+      </w:r>
+      <w:proofErr w:type="spellEnd"/>
+      <w:r>
+        <w:rPr>
+          <w:rFonts w:ascii="Times New Roman" w:hAnsi="Times New Roman" w:cs="Times New Roman"/>
+          <w:color w:val="auto"/>
+        </w:rPr>
+        <w:t xml:space="preserve">, </w:t>
       </w:r>
       <w:r>
         <w:rPr>
@@ -5711,8 +6570,81 @@
           <w:color w:val="auto"/>
           <w:lang w:eastAsia="pt-PT"/>
         </w:rPr>
-        <w:t xml:space="preserve">adaptando as atividades e respetivas datas à realidade do projeto. O planeamento deve ser elaborado utilizando o software </w:t>
-      </w:r>
+        <w:t xml:space="preserve">adaptando as </w:t>
+      </w:r>
+      <w:proofErr w:type="spellStart"/>
+      <w:r>
+        <w:rPr>
+          <w:rFonts w:ascii="Times New Roman" w:hAnsi="Times New Roman" w:cs="Times New Roman"/>
+          <w:color w:val="auto"/>
+          <w:lang w:eastAsia="pt-PT"/>
+        </w:rPr>
+        <w:t>atividades</w:t>
+      </w:r>
+      <w:proofErr w:type="spellEnd"/>
+      <w:r>
+        <w:rPr>
+          <w:rFonts w:ascii="Times New Roman" w:hAnsi="Times New Roman" w:cs="Times New Roman"/>
+          <w:color w:val="auto"/>
+          <w:lang w:eastAsia="pt-PT"/>
+        </w:rPr>
+        <w:t xml:space="preserve"> e </w:t>
+      </w:r>
+      <w:proofErr w:type="spellStart"/>
+      <w:r>
+        <w:rPr>
+          <w:rFonts w:ascii="Times New Roman" w:hAnsi="Times New Roman" w:cs="Times New Roman"/>
+          <w:color w:val="auto"/>
+          <w:lang w:eastAsia="pt-PT"/>
+        </w:rPr>
+        <w:t>respetivas</w:t>
+      </w:r>
+      <w:proofErr w:type="spellEnd"/>
+      <w:r>
+        <w:rPr>
+          <w:rFonts w:ascii="Times New Roman" w:hAnsi="Times New Roman" w:cs="Times New Roman"/>
+          <w:color w:val="auto"/>
+          <w:lang w:eastAsia="pt-PT"/>
+        </w:rPr>
+        <w:t xml:space="preserve"> datas à realidade do </w:t>
+      </w:r>
+      <w:proofErr w:type="spellStart"/>
+      <w:r>
+        <w:rPr>
+          <w:rFonts w:ascii="Times New Roman" w:hAnsi="Times New Roman" w:cs="Times New Roman"/>
+          <w:color w:val="auto"/>
+          <w:lang w:eastAsia="pt-PT"/>
+        </w:rPr>
+        <w:t>projeto</w:t>
+      </w:r>
+      <w:proofErr w:type="spellEnd"/>
+      <w:r>
+        <w:rPr>
+          <w:rFonts w:ascii="Times New Roman" w:hAnsi="Times New Roman" w:cs="Times New Roman"/>
+          <w:color w:val="auto"/>
+          <w:lang w:eastAsia="pt-PT"/>
+        </w:rPr>
+        <w:t xml:space="preserve">. O planeamento deve ser elaborado utilizando o </w:t>
+      </w:r>
+      <w:proofErr w:type="gramStart"/>
+      <w:r>
+        <w:rPr>
+          <w:rFonts w:ascii="Times New Roman" w:hAnsi="Times New Roman" w:cs="Times New Roman"/>
+          <w:color w:val="auto"/>
+          <w:lang w:eastAsia="pt-PT"/>
+        </w:rPr>
+        <w:t>software</w:t>
+      </w:r>
+      <w:proofErr w:type="gramEnd"/>
+      <w:r>
+        <w:rPr>
+          <w:rFonts w:ascii="Times New Roman" w:hAnsi="Times New Roman" w:cs="Times New Roman"/>
+          <w:color w:val="auto"/>
+          <w:lang w:eastAsia="pt-PT"/>
+        </w:rPr>
+        <w:t xml:space="preserve"> </w:t>
+      </w:r>
+      <w:proofErr w:type="spellStart"/>
       <w:r>
         <w:rPr>
           <w:rFonts w:ascii="Times New Roman" w:hAnsi="Times New Roman" w:cs="Times New Roman"/>
@@ -5723,6 +6655,7 @@
         </w:rPr>
         <w:t>GanttProject</w:t>
       </w:r>
+      <w:proofErr w:type="spellEnd"/>
       <w:r>
         <w:rPr>
           <w:rFonts w:ascii="Times New Roman" w:hAnsi="Times New Roman" w:cs="Times New Roman"/>
@@ -5798,7 +6731,7 @@
           <w:szCs w:val="32"/>
         </w:rPr>
       </w:pPr>
-      <w:bookmarkStart w:id="10" w:name="_Toc241826453"/>
+      <w:bookmarkStart w:id="11" w:name="_Toc241826453"/>
       <w:r>
         <w:rPr>
           <w:rFonts w:ascii="Times New Roman" w:hAnsi="Times New Roman" w:cs="Times New Roman"/>
@@ -5811,7 +6744,7 @@
         <w:lastRenderedPageBreak/>
         <w:t>Capítulo 3 -Enquadramento teórico</w:t>
       </w:r>
-      <w:bookmarkEnd w:id="10"/>
+      <w:bookmarkEnd w:id="11"/>
     </w:p>
     <w:p>
       <w:pPr>
@@ -5852,7 +6785,25 @@
           <w:color w:val="auto"/>
           <w:szCs w:val="24"/>
         </w:rPr>
-        <w:t>Para perceber o funcionamento do vinyL, há alguns conceitos base que é importante explicar primeiro.</w:t>
+        <w:t xml:space="preserve">Para perceber o funcionamento do </w:t>
+      </w:r>
+      <w:proofErr w:type="spellStart"/>
+      <w:r>
+        <w:rPr>
+          <w:rFonts w:ascii="Times New Roman" w:eastAsia="Times New Roman" w:hAnsi="Times New Roman" w:cs="Times New Roman"/>
+          <w:color w:val="auto"/>
+          <w:szCs w:val="24"/>
+        </w:rPr>
+        <w:t>vinyL</w:t>
+      </w:r>
+      <w:proofErr w:type="spellEnd"/>
+      <w:r>
+        <w:rPr>
+          <w:rFonts w:ascii="Times New Roman" w:eastAsia="Times New Roman" w:hAnsi="Times New Roman" w:cs="Times New Roman"/>
+          <w:color w:val="auto"/>
+          <w:szCs w:val="24"/>
+        </w:rPr>
+        <w:t>, há alguns conceitos base que é importante explicar primeiro.</w:t>
       </w:r>
     </w:p>
     <w:p>
@@ -5865,7 +6816,43 @@
           <w:color w:val="auto"/>
           <w:szCs w:val="24"/>
         </w:rPr>
-        <w:t>O primeiro é a conta e o perfil de utilizador. Cada pessoa vai criar uma conta com um nome de utilizador, um email e uma palavra-passe, que serve tanto para o website como para a aplicação. No perfil de cada utilizador ficam registadas todas as suas ações, para que as suas notas e opiniões fiquem organizadas e separadas das dos restantes utilizadores.</w:t>
+        <w:t xml:space="preserve">O primeiro é a conta e o perfil de utilizador. Cada pessoa vai criar uma conta com um nome de utilizador, um </w:t>
+      </w:r>
+      <w:proofErr w:type="gramStart"/>
+      <w:r>
+        <w:rPr>
+          <w:rFonts w:ascii="Times New Roman" w:eastAsia="Times New Roman" w:hAnsi="Times New Roman" w:cs="Times New Roman"/>
+          <w:color w:val="auto"/>
+          <w:szCs w:val="24"/>
+        </w:rPr>
+        <w:t>email</w:t>
+      </w:r>
+      <w:proofErr w:type="gramEnd"/>
+      <w:r>
+        <w:rPr>
+          <w:rFonts w:ascii="Times New Roman" w:eastAsia="Times New Roman" w:hAnsi="Times New Roman" w:cs="Times New Roman"/>
+          <w:color w:val="auto"/>
+          <w:szCs w:val="24"/>
+        </w:rPr>
+        <w:t xml:space="preserve"> e uma palavra-passe, que serve tanto para o website como para a aplicação. No perfil de cada utilizador ficam registadas todas as suas </w:t>
+      </w:r>
+      <w:proofErr w:type="spellStart"/>
+      <w:r>
+        <w:rPr>
+          <w:rFonts w:ascii="Times New Roman" w:eastAsia="Times New Roman" w:hAnsi="Times New Roman" w:cs="Times New Roman"/>
+          <w:color w:val="auto"/>
+          <w:szCs w:val="24"/>
+        </w:rPr>
+        <w:t>ações</w:t>
+      </w:r>
+      <w:proofErr w:type="spellEnd"/>
+      <w:r>
+        <w:rPr>
+          <w:rFonts w:ascii="Times New Roman" w:eastAsia="Times New Roman" w:hAnsi="Times New Roman" w:cs="Times New Roman"/>
+          <w:color w:val="auto"/>
+          <w:szCs w:val="24"/>
+        </w:rPr>
+        <w:t>, para que as suas notas e opiniões fiquem organizadas e separadas das dos restantes utilizadores.</w:t>
       </w:r>
     </w:p>
     <w:p>
@@ -5878,7 +6865,35 @@
           <w:color w:val="auto"/>
           <w:szCs w:val="24"/>
         </w:rPr>
-        <w:t>O segundo é a avaliação de música. No vinyL, avaliar divide-se em duas partes: atribuir uma nota a um álbum ou a uma música e escrever uma crítica. A nota permite uma classificação rápida, enquanto a crítica dá espaço ao utilizador para explicar a sua opinião detalhada sobre o que ouviu.</w:t>
+        <w:t xml:space="preserve">O segundo é a avaliação de música. No </w:t>
+      </w:r>
+      <w:proofErr w:type="spellStart"/>
+      <w:r>
+        <w:rPr>
+          <w:rFonts w:ascii="Times New Roman" w:eastAsia="Times New Roman" w:hAnsi="Times New Roman" w:cs="Times New Roman"/>
+          <w:color w:val="auto"/>
+          <w:szCs w:val="24"/>
+        </w:rPr>
+        <w:t>vinyL</w:t>
+      </w:r>
+      <w:proofErr w:type="spellEnd"/>
+      <w:proofErr w:type="gramStart"/>
+      <w:r>
+        <w:rPr>
+          <w:rFonts w:ascii="Times New Roman" w:eastAsia="Times New Roman" w:hAnsi="Times New Roman" w:cs="Times New Roman"/>
+          <w:color w:val="auto"/>
+          <w:szCs w:val="24"/>
+        </w:rPr>
+        <w:t>,</w:t>
+      </w:r>
+      <w:proofErr w:type="gramEnd"/>
+      <w:r>
+        <w:rPr>
+          <w:rFonts w:ascii="Times New Roman" w:eastAsia="Times New Roman" w:hAnsi="Times New Roman" w:cs="Times New Roman"/>
+          <w:color w:val="auto"/>
+          <w:szCs w:val="24"/>
+        </w:rPr>
+        <w:t xml:space="preserve"> avaliar divide-se em duas partes: atribuir uma nota a um álbum ou a uma música e escrever uma crítica. A nota permite uma classificação rápida, enquanto a crítica dá espaço ao utilizador para explicar a sua opinião detalhada sobre o que ouviu.</w:t>
       </w:r>
     </w:p>
     <w:p>
@@ -5891,7 +6906,25 @@
           <w:color w:val="auto"/>
           <w:szCs w:val="24"/>
         </w:rPr>
-        <w:t>O terceiro é o catálogo musical. Como seria impossível registar à mão milhares de álbuns, músicas e artistas, essa informação vai ser obtida através da API do MusicBrainz, que é uma base de dados aberta. Os dados chegam no formato JSON, que permite ao nosso código ler e processar os detalhes de cada lançamento.</w:t>
+        <w:t xml:space="preserve">O terceiro é o catálogo musical. Como seria impossível registar à mão milhares de álbuns, músicas e artistas, essa informação vai ser obtida através da API do </w:t>
+      </w:r>
+      <w:proofErr w:type="spellStart"/>
+      <w:r>
+        <w:rPr>
+          <w:rFonts w:ascii="Times New Roman" w:eastAsia="Times New Roman" w:hAnsi="Times New Roman" w:cs="Times New Roman"/>
+          <w:color w:val="auto"/>
+          <w:szCs w:val="24"/>
+        </w:rPr>
+        <w:t>MusicBrainz</w:t>
+      </w:r>
+      <w:proofErr w:type="spellEnd"/>
+      <w:r>
+        <w:rPr>
+          <w:rFonts w:ascii="Times New Roman" w:eastAsia="Times New Roman" w:hAnsi="Times New Roman" w:cs="Times New Roman"/>
+          <w:color w:val="auto"/>
+          <w:szCs w:val="24"/>
+        </w:rPr>
+        <w:t>, que é uma base de dados aberta. Os dados chegam no formato JSON, que permite ao nosso código ler e processar os detalhes de cada lançamento.</w:t>
       </w:r>
     </w:p>
     <w:p>
@@ -5904,7 +6937,25 @@
           <w:color w:val="auto"/>
           <w:szCs w:val="24"/>
         </w:rPr>
-        <w:t>Por fim, toda a informação introduzida pelos utilizadores fica guardada numa base de dados relacional. Esta base de dados organiza a informação em tabelas interligadas, permitindo associar cada avaliação ao respetivo utilizador e ao álbum correto.</w:t>
+        <w:t xml:space="preserve">Por fim, toda a informação introduzida pelos utilizadores fica guardada numa base de dados relacional. Esta base de dados organiza a informação em tabelas interligadas, permitindo associar cada avaliação ao </w:t>
+      </w:r>
+      <w:proofErr w:type="spellStart"/>
+      <w:r>
+        <w:rPr>
+          <w:rFonts w:ascii="Times New Roman" w:eastAsia="Times New Roman" w:hAnsi="Times New Roman" w:cs="Times New Roman"/>
+          <w:color w:val="auto"/>
+          <w:szCs w:val="24"/>
+        </w:rPr>
+        <w:t>respetivo</w:t>
+      </w:r>
+      <w:proofErr w:type="spellEnd"/>
+      <w:r>
+        <w:rPr>
+          <w:rFonts w:ascii="Times New Roman" w:eastAsia="Times New Roman" w:hAnsi="Times New Roman" w:cs="Times New Roman"/>
+          <w:color w:val="auto"/>
+          <w:szCs w:val="24"/>
+        </w:rPr>
+        <w:t xml:space="preserve"> utilizador e ao álbum correto.</w:t>
       </w:r>
     </w:p>
     <w:p>
@@ -5919,7 +6970,7 @@
           <w:szCs w:val="26"/>
         </w:rPr>
       </w:pPr>
-      <w:bookmarkStart w:id="11" w:name="_Toc241826456"/>
+      <w:bookmarkStart w:id="12" w:name="_Toc241826456"/>
       <w:r>
         <w:rPr>
           <w:rFonts w:ascii="Times New Roman" w:hAnsi="Times New Roman" w:cs="Times New Roman"/>
@@ -5964,40 +7015,94 @@
         </w:rPr>
         <w:t>Princípios e conhecimentos técnicos necessários</w:t>
       </w:r>
-      <w:bookmarkEnd w:id="11"/>
-    </w:p>
-    <w:p>
-      <w:pPr>
-        <w:rPr>
-          <w:rFonts w:ascii="Times New Roman" w:eastAsia="Times New Roman" w:hAnsi="Times New Roman" w:cs="Times New Roman"/>
-          <w:color w:val="auto"/>
-          <w:szCs w:val="24"/>
-        </w:rPr>
-      </w:pPr>
-      <w:r>
-        <w:rPr>
-          <w:rFonts w:ascii="Times New Roman" w:eastAsia="Times New Roman" w:hAnsi="Times New Roman" w:cs="Times New Roman"/>
-          <w:color w:val="auto"/>
-          <w:szCs w:val="24"/>
-        </w:rPr>
-        <w:t>O HTML, o CSS e o PHP são das linguagens mais usadas para fazer websites. O HTML serve para montar a estrutura de uma página, como os títulos, os textos, as imagens, as ligações e os formulários. O CSS trata do aspeto, ou seja, das cores, das letras, do tamanho e da posição das coisas. O PHP corre no servidor e serve para tratar a informação que as pessoas enviam, como um registo ou um comentário, e para falar com a base de dados antes de a página aparecer.</w:t>
-      </w:r>
-    </w:p>
-    <w:p>
-      <w:pPr>
-        <w:rPr>
-          <w:rFonts w:ascii="Times New Roman" w:eastAsia="Times New Roman" w:hAnsi="Times New Roman" w:cs="Times New Roman"/>
-          <w:color w:val="auto"/>
-          <w:szCs w:val="24"/>
-        </w:rPr>
-      </w:pPr>
-      <w:r>
-        <w:rPr>
-          <w:rFonts w:ascii="Times New Roman" w:eastAsia="Times New Roman" w:hAnsi="Times New Roman" w:cs="Times New Roman"/>
-          <w:color w:val="auto"/>
-          <w:szCs w:val="24"/>
-        </w:rPr>
-        <w:t>O Java é uma linguagem de programação muito usada para criar aplicações, como programas para computador. É orientada a objetos, o que quer dizer que o código se organiza em partes chamadas classes, em que cada uma representa uma coisa, como um utilizador ou um álbum. Para fazer janelas, botões e caixas de texto, o Java tem bibliotecas própr</w:t>
+      <w:bookmarkEnd w:id="12"/>
+    </w:p>
+    <w:p>
+      <w:pPr>
+        <w:rPr>
+          <w:rFonts w:ascii="Times New Roman" w:eastAsia="Times New Roman" w:hAnsi="Times New Roman" w:cs="Times New Roman"/>
+          <w:color w:val="auto"/>
+          <w:szCs w:val="24"/>
+        </w:rPr>
+      </w:pPr>
+      <w:r>
+        <w:rPr>
+          <w:rFonts w:ascii="Times New Roman" w:eastAsia="Times New Roman" w:hAnsi="Times New Roman" w:cs="Times New Roman"/>
+          <w:color w:val="auto"/>
+          <w:szCs w:val="24"/>
+        </w:rPr>
+        <w:t xml:space="preserve">O HTML, o CSS e o PHP são das linguagens mais usadas para fazer </w:t>
+      </w:r>
+      <w:proofErr w:type="gramStart"/>
+      <w:r>
+        <w:rPr>
+          <w:rFonts w:ascii="Times New Roman" w:eastAsia="Times New Roman" w:hAnsi="Times New Roman" w:cs="Times New Roman"/>
+          <w:color w:val="auto"/>
+          <w:szCs w:val="24"/>
+        </w:rPr>
+        <w:t>websites</w:t>
+      </w:r>
+      <w:proofErr w:type="gramEnd"/>
+      <w:r>
+        <w:rPr>
+          <w:rFonts w:ascii="Times New Roman" w:eastAsia="Times New Roman" w:hAnsi="Times New Roman" w:cs="Times New Roman"/>
+          <w:color w:val="auto"/>
+          <w:szCs w:val="24"/>
+        </w:rPr>
+        <w:t xml:space="preserve">. O HTML serve para montar a estrutura de uma página, como os títulos, os textos, as imagens, as ligações e os formulários. O CSS trata do </w:t>
+      </w:r>
+      <w:proofErr w:type="spellStart"/>
+      <w:r>
+        <w:rPr>
+          <w:rFonts w:ascii="Times New Roman" w:eastAsia="Times New Roman" w:hAnsi="Times New Roman" w:cs="Times New Roman"/>
+          <w:color w:val="auto"/>
+          <w:szCs w:val="24"/>
+        </w:rPr>
+        <w:t>aspeto</w:t>
+      </w:r>
+      <w:proofErr w:type="spellEnd"/>
+      <w:r>
+        <w:rPr>
+          <w:rFonts w:ascii="Times New Roman" w:eastAsia="Times New Roman" w:hAnsi="Times New Roman" w:cs="Times New Roman"/>
+          <w:color w:val="auto"/>
+          <w:szCs w:val="24"/>
+        </w:rPr>
+        <w:t>, ou seja, das cores, das letras, do tamanho e da posição das coisas. O PHP corre no servidor e serve para tratar a informação que as pessoas enviam, como um registo ou um comentário, e para falar com a base de dados antes de a página aparecer.</w:t>
+      </w:r>
+    </w:p>
+    <w:p>
+      <w:pPr>
+        <w:rPr>
+          <w:rFonts w:ascii="Times New Roman" w:eastAsia="Times New Roman" w:hAnsi="Times New Roman" w:cs="Times New Roman"/>
+          <w:color w:val="auto"/>
+          <w:szCs w:val="24"/>
+        </w:rPr>
+      </w:pPr>
+      <w:r>
+        <w:rPr>
+          <w:rFonts w:ascii="Times New Roman" w:eastAsia="Times New Roman" w:hAnsi="Times New Roman" w:cs="Times New Roman"/>
+          <w:color w:val="auto"/>
+          <w:szCs w:val="24"/>
+        </w:rPr>
+        <w:t xml:space="preserve">O Java é uma linguagem de programação muito usada para criar aplicações, como programas para computador. É orientada a </w:t>
+      </w:r>
+      <w:proofErr w:type="spellStart"/>
+      <w:r>
+        <w:rPr>
+          <w:rFonts w:ascii="Times New Roman" w:eastAsia="Times New Roman" w:hAnsi="Times New Roman" w:cs="Times New Roman"/>
+          <w:color w:val="auto"/>
+          <w:szCs w:val="24"/>
+        </w:rPr>
+        <w:t>objetos</w:t>
+      </w:r>
+      <w:proofErr w:type="spellEnd"/>
+      <w:r>
+        <w:rPr>
+          <w:rFonts w:ascii="Times New Roman" w:eastAsia="Times New Roman" w:hAnsi="Times New Roman" w:cs="Times New Roman"/>
+          <w:color w:val="auto"/>
+          <w:szCs w:val="24"/>
+        </w:rPr>
+        <w:t>, o que quer dizer que o código se organiza em partes chamadas classes, em que cada uma representa uma coisa, como um utilizador ou um álbum. Para fazer janelas, botões e caixas de texto, o Java tem bibliotecas própr</w:t>
       </w:r>
       <w:r>
         <w:rPr>
@@ -6007,17 +7112,33 @@
         </w:rPr>
         <w:t>ias, como o Swing.</w:t>
       </w:r>
-      <w:bookmarkStart w:id="12" w:name="_GoBack"/>
-      <w:bookmarkEnd w:id="12"/>
-    </w:p>
-    <w:p>
-      <w:r>
-        <w:rPr>
-          <w:rFonts w:ascii="Times New Roman" w:eastAsia="Times New Roman" w:hAnsi="Times New Roman" w:cs="Times New Roman"/>
-          <w:color w:val="auto"/>
-          <w:szCs w:val="24"/>
-        </w:rPr>
-        <w:t>Para guardar informação usam-se bases de dados, que são conjuntos de tabelas ligadas umas às outras. A linguagem para falar com elas é o SQL, que permite guardar, procurar, mudar e apagar dados. Outro conhecimento importante é a segurança, como guardar as palavras-passe numa versão transformada, chamada hash, e verificar o que o utilizador escreve antes de o guardar.</w:t>
+    </w:p>
+    <w:p>
+      <w:r>
+        <w:rPr>
+          <w:rFonts w:ascii="Times New Roman" w:eastAsia="Times New Roman" w:hAnsi="Times New Roman" w:cs="Times New Roman"/>
+          <w:color w:val="auto"/>
+          <w:szCs w:val="24"/>
+        </w:rPr>
+        <w:t xml:space="preserve">Para guardar informação usam-se bases de dados, que são conjuntos de tabelas ligadas umas às outras. A linguagem para falar com elas é o SQL, que permite guardar, procurar, mudar e apagar dados. Outro conhecimento importante é a segurança, como guardar as palavras-passe numa versão transformada, chamada </w:t>
+      </w:r>
+      <w:proofErr w:type="spellStart"/>
+      <w:r>
+        <w:rPr>
+          <w:rFonts w:ascii="Times New Roman" w:eastAsia="Times New Roman" w:hAnsi="Times New Roman" w:cs="Times New Roman"/>
+          <w:color w:val="auto"/>
+          <w:szCs w:val="24"/>
+        </w:rPr>
+        <w:t>hash</w:t>
+      </w:r>
+      <w:proofErr w:type="spellEnd"/>
+      <w:r>
+        <w:rPr>
+          <w:rFonts w:ascii="Times New Roman" w:eastAsia="Times New Roman" w:hAnsi="Times New Roman" w:cs="Times New Roman"/>
+          <w:color w:val="auto"/>
+          <w:szCs w:val="24"/>
+        </w:rPr>
+        <w:t>, e verificar o que o utilizador escreve antes de o guardar.</w:t>
       </w:r>
     </w:p>
     <w:p>
@@ -6111,15 +7232,24 @@
           <w:rFonts w:ascii="Times New Roman" w:hAnsi="Times New Roman" w:cs="Times New Roman"/>
           <w:color w:val="000000" w:themeColor="text1"/>
         </w:rPr>
-        <w:t xml:space="preserve">Justificação da escolha </w:t>
-      </w:r>
+        <w:t xml:space="preserve">Justificação da </w:t>
+      </w:r>
+      <w:proofErr w:type="gramStart"/>
       <w:r>
         <w:rPr>
           <w:rFonts w:ascii="Times New Roman" w:hAnsi="Times New Roman" w:cs="Times New Roman"/>
           <w:color w:val="000000" w:themeColor="text1"/>
         </w:rPr>
+        <w:t xml:space="preserve">escolha </w:t>
+      </w:r>
+      <w:r>
+        <w:rPr>
+          <w:rFonts w:ascii="Times New Roman" w:hAnsi="Times New Roman" w:cs="Times New Roman"/>
+          <w:color w:val="000000" w:themeColor="text1"/>
+        </w:rPr>
         <w:t>&gt;</w:t>
       </w:r>
+      <w:proofErr w:type="gramEnd"/>
     </w:p>
     <w:p>
       <w:pPr>
@@ -6208,7 +7338,79 @@
           <w:color w:val="000000" w:themeColor="text1"/>
           <w:szCs w:val="24"/>
         </w:rPr>
-        <w:t>No website vamos usar o HTML, o CSS e o PHP, como foi explicado no 3.1.2. Com o HTML vamos fazer as páginas do vinyL, como a do registo e do login, a da pesquisa de álbuns e músicas, a do perfil de cada utilizador e a de cada álbum, onde vão aparecer as notas e as críticas. O CSS vai dar o aspeto a essas páginas, com as cores, as letras e a forma como tudo fica no ecrã. O PHP vai tratar do que acontece por trás: criar uma conta, verificar o login, guardar uma nota ou uma crítica na base de dados e ir buscá-las quando for preciso mostrá-las. Escolhemos o PHP porque foi uma linguagem que estudámos no ano passado e porque funciona bem com o MySQL.</w:t>
+        <w:t xml:space="preserve">No </w:t>
+      </w:r>
+      <w:proofErr w:type="gramStart"/>
+      <w:r>
+        <w:rPr>
+          <w:rFonts w:ascii="Times New Roman" w:eastAsia="Times New Roman" w:hAnsi="Times New Roman" w:cs="Times New Roman"/>
+          <w:color w:val="000000" w:themeColor="text1"/>
+          <w:szCs w:val="24"/>
+        </w:rPr>
+        <w:t>website</w:t>
+      </w:r>
+      <w:proofErr w:type="gramEnd"/>
+      <w:r>
+        <w:rPr>
+          <w:rFonts w:ascii="Times New Roman" w:eastAsia="Times New Roman" w:hAnsi="Times New Roman" w:cs="Times New Roman"/>
+          <w:color w:val="000000" w:themeColor="text1"/>
+          <w:szCs w:val="24"/>
+        </w:rPr>
+        <w:t xml:space="preserve"> vamos usar o HTML, o CSS e o PHP, como foi explicado no 3.1.2. Com o HTML vamos fazer as páginas do </w:t>
+      </w:r>
+      <w:proofErr w:type="spellStart"/>
+      <w:r>
+        <w:rPr>
+          <w:rFonts w:ascii="Times New Roman" w:eastAsia="Times New Roman" w:hAnsi="Times New Roman" w:cs="Times New Roman"/>
+          <w:color w:val="000000" w:themeColor="text1"/>
+          <w:szCs w:val="24"/>
+        </w:rPr>
+        <w:t>vinyL</w:t>
+      </w:r>
+      <w:proofErr w:type="spellEnd"/>
+      <w:r>
+        <w:rPr>
+          <w:rFonts w:ascii="Times New Roman" w:eastAsia="Times New Roman" w:hAnsi="Times New Roman" w:cs="Times New Roman"/>
+          <w:color w:val="000000" w:themeColor="text1"/>
+          <w:szCs w:val="24"/>
+        </w:rPr>
+        <w:t xml:space="preserve">, como a do registo e do login, a da pesquisa de álbuns e músicas, a do perfil de cada utilizador e a de cada álbum, onde vão aparecer as notas e as críticas. O CSS vai dar o </w:t>
+      </w:r>
+      <w:proofErr w:type="spellStart"/>
+      <w:r>
+        <w:rPr>
+          <w:rFonts w:ascii="Times New Roman" w:eastAsia="Times New Roman" w:hAnsi="Times New Roman" w:cs="Times New Roman"/>
+          <w:color w:val="000000" w:themeColor="text1"/>
+          <w:szCs w:val="24"/>
+        </w:rPr>
+        <w:t>aspeto</w:t>
+      </w:r>
+      <w:proofErr w:type="spellEnd"/>
+      <w:r>
+        <w:rPr>
+          <w:rFonts w:ascii="Times New Roman" w:eastAsia="Times New Roman" w:hAnsi="Times New Roman" w:cs="Times New Roman"/>
+          <w:color w:val="000000" w:themeColor="text1"/>
+          <w:szCs w:val="24"/>
+        </w:rPr>
+        <w:t xml:space="preserve"> a essas páginas, com as cores, as letras e a forma como tudo fica no ecrã. O PHP vai tratar do que acontece por trás: criar uma conta, verificar o login, guardar uma nota ou uma crítica na base de dados e ir buscá-las quando for preciso mostrá-las. Escolhemos o PHP porque foi uma linguagem que estudámos no ano passado e porque funciona bem com o </w:t>
+      </w:r>
+      <w:proofErr w:type="spellStart"/>
+      <w:r>
+        <w:rPr>
+          <w:rFonts w:ascii="Times New Roman" w:eastAsia="Times New Roman" w:hAnsi="Times New Roman" w:cs="Times New Roman"/>
+          <w:color w:val="000000" w:themeColor="text1"/>
+          <w:szCs w:val="24"/>
+        </w:rPr>
+        <w:t>MySQL</w:t>
+      </w:r>
+      <w:proofErr w:type="spellEnd"/>
+      <w:r>
+        <w:rPr>
+          <w:rFonts w:ascii="Times New Roman" w:eastAsia="Times New Roman" w:hAnsi="Times New Roman" w:cs="Times New Roman"/>
+          <w:color w:val="000000" w:themeColor="text1"/>
+          <w:szCs w:val="24"/>
+        </w:rPr>
+        <w:t>.</w:t>
       </w:r>
     </w:p>
     <w:p>
@@ -6226,15 +7428,51 @@
           <w:color w:val="000000" w:themeColor="text1"/>
           <w:szCs w:val="24"/>
         </w:rPr>
-        <w:t>A aplicação de computador vai ser feita em Java, que é a linguagem que mais trabalhámos no curso. Com ele vamos fazer as janelas da aplicação, como a do login, a da pesquisa e a do perfil, e a parte que liga a aplicação à base de dados, para que quem cria uma conta no website consiga entrar também na aplicação. Também vamos tentar usar CSS na aplicação, para as janelas ficar</w:t>
-      </w:r>
+        <w:t xml:space="preserve">A aplicação de computador vai ser feita em Java, que é a linguagem que mais trabalhámos no curso. Com ele vamos fazer as janelas da aplicação, como a do login, a da pesquisa e a do perfil, e a parte que liga a aplicação à base de dados, para que quem cria uma conta no </w:t>
+      </w:r>
+      <w:proofErr w:type="gramStart"/>
       <w:r>
         <w:rPr>
           <w:rFonts w:ascii="Times New Roman" w:eastAsia="Times New Roman" w:hAnsi="Times New Roman" w:cs="Times New Roman"/>
           <w:color w:val="000000" w:themeColor="text1"/>
           <w:szCs w:val="24"/>
         </w:rPr>
-        <w:t>em parecidas com as do website.</w:t>
+        <w:t>website</w:t>
+      </w:r>
+      <w:proofErr w:type="gramEnd"/>
+      <w:r>
+        <w:rPr>
+          <w:rFonts w:ascii="Times New Roman" w:eastAsia="Times New Roman" w:hAnsi="Times New Roman" w:cs="Times New Roman"/>
+          <w:color w:val="000000" w:themeColor="text1"/>
+          <w:szCs w:val="24"/>
+        </w:rPr>
+        <w:t xml:space="preserve"> consiga entrar também na aplicação. Também vamos tentar usar CSS na aplicação, para as janelas ficar</w:t>
+      </w:r>
+      <w:r>
+        <w:rPr>
+          <w:rFonts w:ascii="Times New Roman" w:eastAsia="Times New Roman" w:hAnsi="Times New Roman" w:cs="Times New Roman"/>
+          <w:color w:val="000000" w:themeColor="text1"/>
+          <w:szCs w:val="24"/>
+        </w:rPr>
+        <w:t xml:space="preserve">em parecidas com as do </w:t>
+      </w:r>
+      <w:proofErr w:type="gramStart"/>
+      <w:r>
+        <w:rPr>
+          <w:rFonts w:ascii="Times New Roman" w:eastAsia="Times New Roman" w:hAnsi="Times New Roman" w:cs="Times New Roman"/>
+          <w:color w:val="000000" w:themeColor="text1"/>
+          <w:szCs w:val="24"/>
+        </w:rPr>
+        <w:t>website</w:t>
+      </w:r>
+      <w:proofErr w:type="gramEnd"/>
+      <w:r>
+        <w:rPr>
+          <w:rFonts w:ascii="Times New Roman" w:eastAsia="Times New Roman" w:hAnsi="Times New Roman" w:cs="Times New Roman"/>
+          <w:color w:val="000000" w:themeColor="text1"/>
+          <w:szCs w:val="24"/>
+        </w:rPr>
+        <w:t>.</w:t>
       </w:r>
     </w:p>
     <w:p>
@@ -6301,6 +7539,7 @@
         </w:rPr>
         <w:t xml:space="preserve">3.3.2 </w:t>
       </w:r>
+      <w:proofErr w:type="spellStart"/>
       <w:r>
         <w:rPr>
           <w:rFonts w:ascii="Times New Roman" w:hAnsi="Times New Roman" w:cs="Times New Roman"/>
@@ -6311,7 +7550,20 @@
           <w:szCs w:val="26"/>
           <w:lang w:eastAsia="pt-PT"/>
         </w:rPr>
-        <w:t>Frameworks e bibliotecas</w:t>
+        <w:t>Frameworks</w:t>
+      </w:r>
+      <w:proofErr w:type="spellEnd"/>
+      <w:r>
+        <w:rPr>
+          <w:rFonts w:ascii="Times New Roman" w:hAnsi="Times New Roman" w:cs="Times New Roman"/>
+          <w:b/>
+          <w:bCs/>
+          <w:color w:val="auto"/>
+          <w:sz w:val="26"/>
+          <w:szCs w:val="26"/>
+          <w:lang w:eastAsia="pt-PT"/>
+        </w:rPr>
+        <w:t xml:space="preserve"> e bibliotecas</w:t>
       </w:r>
       <w:bookmarkEnd w:id="16"/>
       <w:r>
@@ -6490,7 +7742,39 @@
           <w:rFonts w:ascii="Times New Roman" w:eastAsia="Times New Roman" w:hAnsi="Times New Roman" w:cs="Times New Roman"/>
           <w:color w:val="000000" w:themeColor="text1"/>
         </w:rPr>
-        <w:t>Um sistema de gestão de bases de dados é o programa que guarda e organiza toda a informação do projeto. No vinyL vai guardar, por exemplo, as contas dos utilizadores, os álbuns, as notas e as críticas.</w:t>
+        <w:t xml:space="preserve">Um sistema de gestão de bases de dados é o programa que guarda e organiza toda a informação do </w:t>
+      </w:r>
+      <w:proofErr w:type="spellStart"/>
+      <w:r>
+        <w:rPr>
+          <w:rFonts w:ascii="Times New Roman" w:eastAsia="Times New Roman" w:hAnsi="Times New Roman" w:cs="Times New Roman"/>
+          <w:color w:val="000000" w:themeColor="text1"/>
+        </w:rPr>
+        <w:t>projeto</w:t>
+      </w:r>
+      <w:proofErr w:type="spellEnd"/>
+      <w:r>
+        <w:rPr>
+          <w:rFonts w:ascii="Times New Roman" w:eastAsia="Times New Roman" w:hAnsi="Times New Roman" w:cs="Times New Roman"/>
+          <w:color w:val="000000" w:themeColor="text1"/>
+        </w:rPr>
+        <w:t xml:space="preserve">. No </w:t>
+      </w:r>
+      <w:proofErr w:type="spellStart"/>
+      <w:r>
+        <w:rPr>
+          <w:rFonts w:ascii="Times New Roman" w:eastAsia="Times New Roman" w:hAnsi="Times New Roman" w:cs="Times New Roman"/>
+          <w:color w:val="000000" w:themeColor="text1"/>
+        </w:rPr>
+        <w:t>vinyL</w:t>
+      </w:r>
+      <w:proofErr w:type="spellEnd"/>
+      <w:r>
+        <w:rPr>
+          <w:rFonts w:ascii="Times New Roman" w:eastAsia="Times New Roman" w:hAnsi="Times New Roman" w:cs="Times New Roman"/>
+          <w:color w:val="000000" w:themeColor="text1"/>
+        </w:rPr>
+        <w:t xml:space="preserve"> vai guardar, por exemplo, as contas dos utilizadores, os álbuns, as notas e as críticas.</w:t>
       </w:r>
     </w:p>
     <w:p>
@@ -6509,6 +7793,7 @@
         </w:rPr>
         <w:t xml:space="preserve">Vamos usar o </w:t>
       </w:r>
+      <w:proofErr w:type="spellStart"/>
       <w:r>
         <w:rPr>
           <w:rFonts w:ascii="Times New Roman" w:eastAsia="Times New Roman" w:hAnsi="Times New Roman" w:cs="Times New Roman"/>
@@ -6518,6 +7803,7 @@
         </w:rPr>
         <w:t>MySQL</w:t>
       </w:r>
+      <w:proofErr w:type="spellEnd"/>
       <w:r>
         <w:rPr>
           <w:rFonts w:ascii="Times New Roman" w:eastAsia="Times New Roman" w:hAnsi="Times New Roman" w:cs="Times New Roman"/>
@@ -6525,6 +7811,7 @@
         </w:rPr>
         <w:t xml:space="preserve">, que guarda a informação em tabelas ligadas umas às outras. Por exemplo, uma tabela com os utilizadores e outra com as notas, ligadas para sabermos quem deu cada nota. Escolhemos o </w:t>
       </w:r>
+      <w:proofErr w:type="spellStart"/>
       <w:r>
         <w:rPr>
           <w:rFonts w:ascii="Times New Roman" w:eastAsia="Times New Roman" w:hAnsi="Times New Roman" w:cs="Times New Roman"/>
@@ -6534,6 +7821,7 @@
         </w:rPr>
         <w:t>MySQL</w:t>
       </w:r>
+      <w:proofErr w:type="spellEnd"/>
       <w:r>
         <w:rPr>
           <w:rFonts w:ascii="Times New Roman" w:eastAsia="Times New Roman" w:hAnsi="Times New Roman" w:cs="Times New Roman"/>
@@ -6573,6 +7861,7 @@
         </w:rPr>
         <w:t xml:space="preserve">. Isto é importante porque queremos que o </w:t>
       </w:r>
+      <w:proofErr w:type="gramStart"/>
       <w:r>
         <w:rPr>
           <w:rFonts w:ascii="Times New Roman" w:eastAsia="Times New Roman" w:hAnsi="Times New Roman" w:cs="Times New Roman"/>
@@ -6582,6 +7871,7 @@
         </w:rPr>
         <w:t>website</w:t>
       </w:r>
+      <w:proofErr w:type="gramEnd"/>
       <w:r>
         <w:rPr>
           <w:rFonts w:ascii="Times New Roman" w:eastAsia="Times New Roman" w:hAnsi="Times New Roman" w:cs="Times New Roman"/>
@@ -6606,6 +7896,7 @@
         </w:rPr>
         <w:t xml:space="preserve">Para ter o </w:t>
       </w:r>
+      <w:proofErr w:type="spellStart"/>
       <w:r>
         <w:rPr>
           <w:rFonts w:ascii="Times New Roman" w:eastAsia="Times New Roman" w:hAnsi="Times New Roman" w:cs="Times New Roman"/>
@@ -6615,6 +7906,7 @@
         </w:rPr>
         <w:t>MySQL</w:t>
       </w:r>
+      <w:proofErr w:type="spellEnd"/>
       <w:r>
         <w:rPr>
           <w:rFonts w:ascii="Times New Roman" w:eastAsia="Times New Roman" w:hAnsi="Times New Roman" w:cs="Times New Roman"/>
@@ -6638,6 +7930,7 @@
         </w:rPr>
         <w:t xml:space="preserve">, que instala o servidor e o </w:t>
       </w:r>
+      <w:proofErr w:type="spellStart"/>
       <w:r>
         <w:rPr>
           <w:rFonts w:ascii="Times New Roman" w:eastAsia="Times New Roman" w:hAnsi="Times New Roman" w:cs="Times New Roman"/>
@@ -6647,6 +7940,7 @@
         </w:rPr>
         <w:t>MySQL</w:t>
       </w:r>
+      <w:proofErr w:type="spellEnd"/>
       <w:r>
         <w:rPr>
           <w:rFonts w:ascii="Times New Roman" w:eastAsia="Times New Roman" w:hAnsi="Times New Roman" w:cs="Times New Roman"/>
@@ -6654,6 +7948,7 @@
         </w:rPr>
         <w:t xml:space="preserve"> de uma só vez e também serve para testar o </w:t>
       </w:r>
+      <w:proofErr w:type="gramStart"/>
       <w:r>
         <w:rPr>
           <w:rFonts w:ascii="Times New Roman" w:eastAsia="Times New Roman" w:hAnsi="Times New Roman" w:cs="Times New Roman"/>
@@ -6663,6 +7958,7 @@
         </w:rPr>
         <w:t>website</w:t>
       </w:r>
+      <w:proofErr w:type="gramEnd"/>
       <w:r>
         <w:rPr>
           <w:rFonts w:ascii="Times New Roman" w:eastAsia="Times New Roman" w:hAnsi="Times New Roman" w:cs="Times New Roman"/>
@@ -6670,6 +7966,7 @@
         </w:rPr>
         <w:t xml:space="preserve"> sem ele estar na internet. A base de dados vai ser gerida através do </w:t>
       </w:r>
+      <w:proofErr w:type="spellStart"/>
       <w:r>
         <w:rPr>
           <w:rFonts w:ascii="Times New Roman" w:eastAsia="Times New Roman" w:hAnsi="Times New Roman" w:cs="Times New Roman"/>
@@ -6679,6 +7976,7 @@
         </w:rPr>
         <w:t>phpMyAdmin</w:t>
       </w:r>
+      <w:proofErr w:type="spellEnd"/>
       <w:r>
         <w:rPr>
           <w:rFonts w:ascii="Times New Roman" w:eastAsia="Times New Roman" w:hAnsi="Times New Roman" w:cs="Times New Roman"/>
@@ -6759,9 +8057,9 @@
           <w:szCs w:val="26"/>
           <w:lang w:eastAsia="pt-PT"/>
         </w:rPr>
-        <w:t>3.3.4 Ferramentas de desenvolvimento e design</w:t>
-      </w:r>
-      <w:bookmarkEnd w:id="18"/>
+        <w:t xml:space="preserve">3.3.4 Ferramentas de desenvolvimento e </w:t>
+      </w:r>
+      <w:proofErr w:type="gramStart"/>
       <w:r>
         <w:rPr>
           <w:rFonts w:ascii="Times New Roman" w:hAnsi="Times New Roman" w:cs="Times New Roman"/>
@@ -6772,6 +8070,20 @@
           <w:szCs w:val="26"/>
           <w:lang w:eastAsia="pt-PT"/>
         </w:rPr>
+        <w:t>design</w:t>
+      </w:r>
+      <w:bookmarkEnd w:id="18"/>
+      <w:proofErr w:type="gramEnd"/>
+      <w:r>
+        <w:rPr>
+          <w:rFonts w:ascii="Times New Roman" w:hAnsi="Times New Roman" w:cs="Times New Roman"/>
+          <w:b/>
+          <w:bCs/>
+          <w:color w:val="auto"/>
+          <w:sz w:val="26"/>
+          <w:szCs w:val="26"/>
+          <w:lang w:eastAsia="pt-PT"/>
+        </w:rPr>
         <w:t xml:space="preserve"> </w:t>
       </w:r>
     </w:p>
@@ -6790,6 +8102,7 @@
         </w:rPr>
         <w:t xml:space="preserve">Para escrever o código do </w:t>
       </w:r>
+      <w:proofErr w:type="gramStart"/>
       <w:r>
         <w:rPr>
           <w:rFonts w:ascii="Times New Roman" w:eastAsia="Times New Roman" w:hAnsi="Times New Roman" w:cs="Times New Roman"/>
@@ -6799,6 +8112,7 @@
         </w:rPr>
         <w:t>website</w:t>
       </w:r>
+      <w:proofErr w:type="gramEnd"/>
       <w:r>
         <w:rPr>
           <w:rFonts w:ascii="Times New Roman" w:eastAsia="Times New Roman" w:hAnsi="Times New Roman" w:cs="Times New Roman"/>
@@ -6813,15 +8127,9 @@
           <w:iCs/>
           <w:color w:val="auto"/>
         </w:rPr>
-        <w:t>Visual Studio Code</w:t>
-      </w:r>
-      <w:r>
-        <w:rPr>
-          <w:rFonts w:ascii="Times New Roman" w:eastAsia="Times New Roman" w:hAnsi="Times New Roman" w:cs="Times New Roman"/>
-          <w:color w:val="auto"/>
-        </w:rPr>
-        <w:t xml:space="preserve">, que é um editor de código simples e leve. A aplicação em </w:t>
-      </w:r>
+        <w:t xml:space="preserve">Visual </w:t>
+      </w:r>
+      <w:proofErr w:type="spellStart"/>
       <w:r>
         <w:rPr>
           <w:rFonts w:ascii="Times New Roman" w:eastAsia="Times New Roman" w:hAnsi="Times New Roman" w:cs="Times New Roman"/>
@@ -6829,15 +8137,9 @@
           <w:iCs/>
           <w:color w:val="auto"/>
         </w:rPr>
-        <w:t>Java</w:t>
-      </w:r>
-      <w:r>
-        <w:rPr>
-          <w:rFonts w:ascii="Times New Roman" w:eastAsia="Times New Roman" w:hAnsi="Times New Roman" w:cs="Times New Roman"/>
-          <w:color w:val="auto"/>
-        </w:rPr>
-        <w:t xml:space="preserve"> vai ser feita no </w:t>
-      </w:r>
+        <w:t>Studio</w:t>
+      </w:r>
+      <w:proofErr w:type="spellEnd"/>
       <w:r>
         <w:rPr>
           <w:rFonts w:ascii="Times New Roman" w:eastAsia="Times New Roman" w:hAnsi="Times New Roman" w:cs="Times New Roman"/>
@@ -6845,15 +8147,9 @@
           <w:iCs/>
           <w:color w:val="auto"/>
         </w:rPr>
-        <w:t>IntelliJ IDEA</w:t>
-      </w:r>
-      <w:r>
-        <w:rPr>
-          <w:rFonts w:ascii="Times New Roman" w:eastAsia="Times New Roman" w:hAnsi="Times New Roman" w:cs="Times New Roman"/>
-          <w:color w:val="auto"/>
-        </w:rPr>
-        <w:t xml:space="preserve">, que é um programa feito para </w:t>
-      </w:r>
+        <w:t xml:space="preserve"> </w:t>
+      </w:r>
+      <w:proofErr w:type="spellStart"/>
       <w:r>
         <w:rPr>
           <w:rFonts w:ascii="Times New Roman" w:eastAsia="Times New Roman" w:hAnsi="Times New Roman" w:cs="Times New Roman"/>
@@ -6861,14 +8157,15 @@
           <w:iCs/>
           <w:color w:val="auto"/>
         </w:rPr>
-        <w:t>Java</w:t>
-      </w:r>
-      <w:r>
-        <w:rPr>
-          <w:rFonts w:ascii="Times New Roman" w:eastAsia="Times New Roman" w:hAnsi="Times New Roman" w:cs="Times New Roman"/>
-          <w:color w:val="auto"/>
-        </w:rPr>
-        <w:t xml:space="preserve"> e que ajuda a encontrar erros e a organizar o código. O </w:t>
+        <w:t>Code</w:t>
+      </w:r>
+      <w:proofErr w:type="spellEnd"/>
+      <w:r>
+        <w:rPr>
+          <w:rFonts w:ascii="Times New Roman" w:eastAsia="Times New Roman" w:hAnsi="Times New Roman" w:cs="Times New Roman"/>
+          <w:color w:val="auto"/>
+        </w:rPr>
+        <w:t xml:space="preserve">, que é um editor de código simples e leve. A aplicação em </w:t>
       </w:r>
       <w:r>
         <w:rPr>
@@ -6877,15 +8174,16 @@
           <w:iCs/>
           <w:color w:val="auto"/>
         </w:rPr>
-        <w:t>website</w:t>
-      </w:r>
-      <w:r>
-        <w:rPr>
-          <w:rFonts w:ascii="Times New Roman" w:eastAsia="Times New Roman" w:hAnsi="Times New Roman" w:cs="Times New Roman"/>
-          <w:color w:val="auto"/>
-        </w:rPr>
-        <w:t xml:space="preserve"> e a base de dados vão ser testados no computador com o </w:t>
-      </w:r>
+        <w:t>Java</w:t>
+      </w:r>
+      <w:r>
+        <w:rPr>
+          <w:rFonts w:ascii="Times New Roman" w:eastAsia="Times New Roman" w:hAnsi="Times New Roman" w:cs="Times New Roman"/>
+          <w:color w:val="auto"/>
+        </w:rPr>
+        <w:t xml:space="preserve"> vai ser feita no </w:t>
+      </w:r>
+      <w:proofErr w:type="spellStart"/>
       <w:r>
         <w:rPr>
           <w:rFonts w:ascii="Times New Roman" w:eastAsia="Times New Roman" w:hAnsi="Times New Roman" w:cs="Times New Roman"/>
@@ -6893,31 +8191,9 @@
           <w:iCs/>
           <w:color w:val="auto"/>
         </w:rPr>
-        <w:t>XAMPP</w:t>
-      </w:r>
-      <w:r>
-        <w:rPr>
-          <w:rFonts w:ascii="Times New Roman" w:eastAsia="Times New Roman" w:hAnsi="Times New Roman" w:cs="Times New Roman"/>
-          <w:color w:val="auto"/>
-        </w:rPr>
-        <w:t>, e vamos usar o navegador para ver como as páginas ficam e para pesquisar informação quando for preciso.</w:t>
-      </w:r>
-    </w:p>
-    <w:p>
-      <w:pPr>
-        <w:spacing w:before="240" w:after="240"/>
-        <w:rPr>
-          <w:rFonts w:ascii="Times New Roman" w:eastAsia="Times New Roman" w:hAnsi="Times New Roman" w:cs="Times New Roman"/>
-          <w:color w:val="auto"/>
-        </w:rPr>
-      </w:pPr>
-      <w:r>
-        <w:rPr>
-          <w:rFonts w:ascii="Times New Roman" w:eastAsia="Times New Roman" w:hAnsi="Times New Roman" w:cs="Times New Roman"/>
-          <w:color w:val="auto"/>
-        </w:rPr>
-        <w:t xml:space="preserve">Para tirar dúvidas e perceber erros no código, vamos também usar o </w:t>
-      </w:r>
+        <w:t>IntelliJ</w:t>
+      </w:r>
+      <w:proofErr w:type="spellEnd"/>
       <w:r>
         <w:rPr>
           <w:rFonts w:ascii="Times New Roman" w:eastAsia="Times New Roman" w:hAnsi="Times New Roman" w:cs="Times New Roman"/>
@@ -6925,30 +8201,14 @@
           <w:iCs/>
           <w:color w:val="auto"/>
         </w:rPr>
-        <w:t>Claude</w:t>
-      </w:r>
-      <w:r>
-        <w:rPr>
-          <w:rFonts w:ascii="Times New Roman" w:eastAsia="Times New Roman" w:hAnsi="Times New Roman" w:cs="Times New Roman"/>
-          <w:color w:val="auto"/>
-        </w:rPr>
-        <w:t>, um assistente de inteligência artificial.</w:t>
-      </w:r>
-    </w:p>
-    <w:p>
-      <w:pPr>
-        <w:spacing w:before="240" w:after="240"/>
-        <w:rPr>
-          <w:rFonts w:ascii="Times New Roman" w:eastAsia="Times New Roman" w:hAnsi="Times New Roman" w:cs="Times New Roman"/>
-          <w:color w:val="auto"/>
-        </w:rPr>
-      </w:pPr>
-      <w:r>
-        <w:rPr>
-          <w:rFonts w:ascii="Times New Roman" w:eastAsia="Times New Roman" w:hAnsi="Times New Roman" w:cs="Times New Roman"/>
-          <w:color w:val="auto"/>
-        </w:rPr>
-        <w:t xml:space="preserve">A comunicação entre os três elementos do grupo, a coordenadora da PAP e os outros professores vai ser feita no </w:t>
+        <w:t xml:space="preserve"> IDEA</w:t>
+      </w:r>
+      <w:r>
+        <w:rPr>
+          <w:rFonts w:ascii="Times New Roman" w:eastAsia="Times New Roman" w:hAnsi="Times New Roman" w:cs="Times New Roman"/>
+          <w:color w:val="auto"/>
+        </w:rPr>
+        <w:t xml:space="preserve">, que é um programa feito para </w:t>
       </w:r>
       <w:r>
         <w:rPr>
@@ -6957,15 +8217,16 @@
           <w:iCs/>
           <w:color w:val="auto"/>
         </w:rPr>
-        <w:t>Microsoft Teams</w:t>
-      </w:r>
-      <w:r>
-        <w:rPr>
-          <w:rFonts w:ascii="Times New Roman" w:eastAsia="Times New Roman" w:hAnsi="Times New Roman" w:cs="Times New Roman"/>
-          <w:color w:val="auto"/>
-        </w:rPr>
-        <w:t xml:space="preserve">, e o relatório vai ser escrito no </w:t>
-      </w:r>
+        <w:t>Java</w:t>
+      </w:r>
+      <w:r>
+        <w:rPr>
+          <w:rFonts w:ascii="Times New Roman" w:eastAsia="Times New Roman" w:hAnsi="Times New Roman" w:cs="Times New Roman"/>
+          <w:color w:val="auto"/>
+        </w:rPr>
+        <w:t xml:space="preserve"> e que ajuda a encontrar erros e a organizar o código. O </w:t>
+      </w:r>
+      <w:proofErr w:type="gramStart"/>
       <w:r>
         <w:rPr>
           <w:rFonts w:ascii="Times New Roman" w:eastAsia="Times New Roman" w:hAnsi="Times New Roman" w:cs="Times New Roman"/>
@@ -6973,26 +8234,15 @@
           <w:iCs/>
           <w:color w:val="auto"/>
         </w:rPr>
-        <w:t>Word</w:t>
-      </w:r>
-      <w:r>
-        <w:rPr>
-          <w:rFonts w:ascii="Times New Roman" w:eastAsia="Times New Roman" w:hAnsi="Times New Roman" w:cs="Times New Roman"/>
-          <w:color w:val="auto"/>
-        </w:rPr>
-        <w:t>.</w:t>
-      </w:r>
-    </w:p>
-    <w:p>
-      <w:pPr>
-        <w:spacing w:before="240" w:after="240"/>
-      </w:pPr>
-      <w:r>
-        <w:rPr>
-          <w:rFonts w:ascii="Times New Roman" w:eastAsia="Times New Roman" w:hAnsi="Times New Roman" w:cs="Times New Roman"/>
-          <w:color w:val="auto"/>
-        </w:rPr>
-        <w:t xml:space="preserve">Para o cronograma e para os esquemas do relatório, como o que mostra a ligação entre o </w:t>
+        <w:t>website</w:t>
+      </w:r>
+      <w:proofErr w:type="gramEnd"/>
+      <w:r>
+        <w:rPr>
+          <w:rFonts w:ascii="Times New Roman" w:eastAsia="Times New Roman" w:hAnsi="Times New Roman" w:cs="Times New Roman"/>
+          <w:color w:val="auto"/>
+        </w:rPr>
+        <w:t xml:space="preserve"> e a base de dados vão ser testados no computador com o </w:t>
       </w:r>
       <w:r>
         <w:rPr>
@@ -7001,14 +8251,30 @@
           <w:iCs/>
           <w:color w:val="auto"/>
         </w:rPr>
-        <w:t>website</w:t>
-      </w:r>
-      <w:r>
-        <w:rPr>
-          <w:rFonts w:ascii="Times New Roman" w:eastAsia="Times New Roman" w:hAnsi="Times New Roman" w:cs="Times New Roman"/>
-          <w:color w:val="auto"/>
-        </w:rPr>
-        <w:t xml:space="preserve">, a aplicação e a base de dados, vamos usar o </w:t>
+        <w:t>XAMPP</w:t>
+      </w:r>
+      <w:r>
+        <w:rPr>
+          <w:rFonts w:ascii="Times New Roman" w:eastAsia="Times New Roman" w:hAnsi="Times New Roman" w:cs="Times New Roman"/>
+          <w:color w:val="auto"/>
+        </w:rPr>
+        <w:t>, e vamos usar o navegador para ver como as páginas ficam e para pesquisar informação quando for preciso.</w:t>
+      </w:r>
+    </w:p>
+    <w:p>
+      <w:pPr>
+        <w:spacing w:before="240" w:after="240"/>
+        <w:rPr>
+          <w:rFonts w:ascii="Times New Roman" w:eastAsia="Times New Roman" w:hAnsi="Times New Roman" w:cs="Times New Roman"/>
+          <w:color w:val="auto"/>
+        </w:rPr>
+      </w:pPr>
+      <w:r>
+        <w:rPr>
+          <w:rFonts w:ascii="Times New Roman" w:eastAsia="Times New Roman" w:hAnsi="Times New Roman" w:cs="Times New Roman"/>
+          <w:color w:val="auto"/>
+        </w:rPr>
+        <w:t xml:space="preserve">Para tirar dúvidas e perceber erros no código, vamos também usar o </w:t>
       </w:r>
       <w:r>
         <w:rPr>
@@ -7017,14 +8283,30 @@
           <w:iCs/>
           <w:color w:val="auto"/>
         </w:rPr>
-        <w:t>draw.io</w:t>
-      </w:r>
-      <w:r>
-        <w:rPr>
-          <w:rFonts w:ascii="Times New Roman" w:eastAsia="Times New Roman" w:hAnsi="Times New Roman" w:cs="Times New Roman"/>
-          <w:color w:val="auto"/>
-        </w:rPr>
-        <w:t xml:space="preserve"> ou o </w:t>
+        <w:t>Claude</w:t>
+      </w:r>
+      <w:r>
+        <w:rPr>
+          <w:rFonts w:ascii="Times New Roman" w:eastAsia="Times New Roman" w:hAnsi="Times New Roman" w:cs="Times New Roman"/>
+          <w:color w:val="auto"/>
+        </w:rPr>
+        <w:t>, um assistente de inteligência artificial.</w:t>
+      </w:r>
+    </w:p>
+    <w:p>
+      <w:pPr>
+        <w:spacing w:before="240" w:after="240"/>
+        <w:rPr>
+          <w:rFonts w:ascii="Times New Roman" w:eastAsia="Times New Roman" w:hAnsi="Times New Roman" w:cs="Times New Roman"/>
+          <w:color w:val="auto"/>
+        </w:rPr>
+      </w:pPr>
+      <w:r>
+        <w:rPr>
+          <w:rFonts w:ascii="Times New Roman" w:eastAsia="Times New Roman" w:hAnsi="Times New Roman" w:cs="Times New Roman"/>
+          <w:color w:val="auto"/>
+        </w:rPr>
+        <w:t xml:space="preserve">A comunicação entre os três elementos do grupo, a coordenadora da PAP e os outros professores vai ser feita no </w:t>
       </w:r>
       <w:r>
         <w:rPr>
@@ -7033,50 +8315,25 @@
           <w:iCs/>
           <w:color w:val="auto"/>
         </w:rPr>
-        <w:t>GanttProject</w:t>
-      </w:r>
-      <w:r>
-        <w:rPr>
-          <w:rFonts w:ascii="Times New Roman" w:eastAsia="Times New Roman" w:hAnsi="Times New Roman" w:cs="Times New Roman"/>
-          <w:color w:val="auto"/>
-        </w:rPr>
-        <w:t>, como a professora indicou.</w:t>
-      </w:r>
-    </w:p>
-    <w:p>
-      <w:pPr>
-        <w:spacing w:before="240" w:after="240"/>
-        <w:rPr>
-          <w:rFonts w:ascii="Times New Roman" w:eastAsia="Times New Roman" w:hAnsi="Times New Roman" w:cs="Times New Roman"/>
-          <w:color w:val="auto"/>
-          <w:szCs w:val="24"/>
-        </w:rPr>
-      </w:pPr>
-      <w:r>
-        <w:rPr>
-          <w:rFonts w:ascii="Times New Roman" w:eastAsia="Times New Roman" w:hAnsi="Times New Roman" w:cs="Times New Roman"/>
-          <w:color w:val="auto"/>
-          <w:szCs w:val="24"/>
-        </w:rPr>
-        <w:t xml:space="preserve">O tratamento de imagem vai ser feito no </w:t>
-      </w:r>
+        <w:t xml:space="preserve">Microsoft </w:t>
+      </w:r>
+      <w:proofErr w:type="gramStart"/>
       <w:r>
         <w:rPr>
           <w:rFonts w:ascii="Times New Roman" w:eastAsia="Times New Roman" w:hAnsi="Times New Roman" w:cs="Times New Roman"/>
           <w:i/>
           <w:iCs/>
           <w:color w:val="auto"/>
-          <w:szCs w:val="24"/>
-        </w:rPr>
-        <w:t>Gemini</w:t>
-      </w:r>
-      <w:r>
-        <w:rPr>
-          <w:rFonts w:ascii="Times New Roman" w:eastAsia="Times New Roman" w:hAnsi="Times New Roman" w:cs="Times New Roman"/>
-          <w:color w:val="auto"/>
-          <w:szCs w:val="24"/>
-        </w:rPr>
-        <w:t xml:space="preserve">, que também é um assistente de inteligência artificial, e a apresentação final da PAP vai ser feita no </w:t>
+        </w:rPr>
+        <w:t>Teams</w:t>
+      </w:r>
+      <w:proofErr w:type="gramEnd"/>
+      <w:r>
+        <w:rPr>
+          <w:rFonts w:ascii="Times New Roman" w:eastAsia="Times New Roman" w:hAnsi="Times New Roman" w:cs="Times New Roman"/>
+          <w:color w:val="auto"/>
+        </w:rPr>
+        <w:t xml:space="preserve">, e o relatório vai ser escrito no </w:t>
       </w:r>
       <w:r>
         <w:rPr>
@@ -7084,10 +8341,130 @@
           <w:i/>
           <w:iCs/>
           <w:color w:val="auto"/>
+        </w:rPr>
+        <w:t>Word</w:t>
+      </w:r>
+      <w:r>
+        <w:rPr>
+          <w:rFonts w:ascii="Times New Roman" w:eastAsia="Times New Roman" w:hAnsi="Times New Roman" w:cs="Times New Roman"/>
+          <w:color w:val="auto"/>
+        </w:rPr>
+        <w:t>.</w:t>
+      </w:r>
+    </w:p>
+    <w:p>
+      <w:pPr>
+        <w:spacing w:before="240" w:after="240"/>
+      </w:pPr>
+      <w:r>
+        <w:rPr>
+          <w:rFonts w:ascii="Times New Roman" w:eastAsia="Times New Roman" w:hAnsi="Times New Roman" w:cs="Times New Roman"/>
+          <w:color w:val="auto"/>
+        </w:rPr>
+        <w:t xml:space="preserve">Para o cronograma e para os esquemas do relatório, como o que mostra a ligação entre o </w:t>
+      </w:r>
+      <w:proofErr w:type="gramStart"/>
+      <w:r>
+        <w:rPr>
+          <w:rFonts w:ascii="Times New Roman" w:eastAsia="Times New Roman" w:hAnsi="Times New Roman" w:cs="Times New Roman"/>
+          <w:i/>
+          <w:iCs/>
+          <w:color w:val="auto"/>
+        </w:rPr>
+        <w:t>website</w:t>
+      </w:r>
+      <w:proofErr w:type="gramEnd"/>
+      <w:r>
+        <w:rPr>
+          <w:rFonts w:ascii="Times New Roman" w:eastAsia="Times New Roman" w:hAnsi="Times New Roman" w:cs="Times New Roman"/>
+          <w:color w:val="auto"/>
+        </w:rPr>
+        <w:t xml:space="preserve">, a aplicação e a base de dados, vamos usar o </w:t>
+      </w:r>
+      <w:r>
+        <w:rPr>
+          <w:rFonts w:ascii="Times New Roman" w:eastAsia="Times New Roman" w:hAnsi="Times New Roman" w:cs="Times New Roman"/>
+          <w:i/>
+          <w:iCs/>
+          <w:color w:val="auto"/>
+        </w:rPr>
+        <w:t>draw.io</w:t>
+      </w:r>
+      <w:r>
+        <w:rPr>
+          <w:rFonts w:ascii="Times New Roman" w:eastAsia="Times New Roman" w:hAnsi="Times New Roman" w:cs="Times New Roman"/>
+          <w:color w:val="auto"/>
+        </w:rPr>
+        <w:t xml:space="preserve"> ou o </w:t>
+      </w:r>
+      <w:proofErr w:type="spellStart"/>
+      <w:r>
+        <w:rPr>
+          <w:rFonts w:ascii="Times New Roman" w:eastAsia="Times New Roman" w:hAnsi="Times New Roman" w:cs="Times New Roman"/>
+          <w:i/>
+          <w:iCs/>
+          <w:color w:val="auto"/>
+        </w:rPr>
+        <w:t>GanttProject</w:t>
+      </w:r>
+      <w:proofErr w:type="spellEnd"/>
+      <w:r>
+        <w:rPr>
+          <w:rFonts w:ascii="Times New Roman" w:eastAsia="Times New Roman" w:hAnsi="Times New Roman" w:cs="Times New Roman"/>
+          <w:color w:val="auto"/>
+        </w:rPr>
+        <w:t>, como a professora indicou.</w:t>
+      </w:r>
+    </w:p>
+    <w:p>
+      <w:pPr>
+        <w:spacing w:before="240" w:after="240"/>
+        <w:rPr>
+          <w:rFonts w:ascii="Times New Roman" w:eastAsia="Times New Roman" w:hAnsi="Times New Roman" w:cs="Times New Roman"/>
+          <w:color w:val="auto"/>
+          <w:szCs w:val="24"/>
+        </w:rPr>
+      </w:pPr>
+      <w:r>
+        <w:rPr>
+          <w:rFonts w:ascii="Times New Roman" w:eastAsia="Times New Roman" w:hAnsi="Times New Roman" w:cs="Times New Roman"/>
+          <w:color w:val="auto"/>
+          <w:szCs w:val="24"/>
+        </w:rPr>
+        <w:t xml:space="preserve">O tratamento de imagem vai ser feito no </w:t>
+      </w:r>
+      <w:proofErr w:type="spellStart"/>
+      <w:r>
+        <w:rPr>
+          <w:rFonts w:ascii="Times New Roman" w:eastAsia="Times New Roman" w:hAnsi="Times New Roman" w:cs="Times New Roman"/>
+          <w:i/>
+          <w:iCs/>
+          <w:color w:val="auto"/>
+          <w:szCs w:val="24"/>
+        </w:rPr>
+        <w:t>Gemini</w:t>
+      </w:r>
+      <w:proofErr w:type="spellEnd"/>
+      <w:r>
+        <w:rPr>
+          <w:rFonts w:ascii="Times New Roman" w:eastAsia="Times New Roman" w:hAnsi="Times New Roman" w:cs="Times New Roman"/>
+          <w:color w:val="auto"/>
+          <w:szCs w:val="24"/>
+        </w:rPr>
+        <w:t xml:space="preserve">, que também é um assistente de inteligência artificial, e a apresentação final da PAP vai ser feita no </w:t>
+      </w:r>
+      <w:proofErr w:type="spellStart"/>
+      <w:r>
+        <w:rPr>
+          <w:rFonts w:ascii="Times New Roman" w:eastAsia="Times New Roman" w:hAnsi="Times New Roman" w:cs="Times New Roman"/>
+          <w:i/>
+          <w:iCs/>
+          <w:color w:val="auto"/>
           <w:szCs w:val="24"/>
         </w:rPr>
         <w:t>Canva</w:t>
       </w:r>
+      <w:proofErr w:type="spellEnd"/>
       <w:r>
         <w:rPr>
           <w:rFonts w:ascii="Times New Roman" w:eastAsia="Times New Roman" w:hAnsi="Times New Roman" w:cs="Times New Roman"/>
@@ -7233,8 +8610,57 @@
           <w:rFonts w:ascii="Times New Roman" w:hAnsi="Times New Roman" w:cs="Times New Roman"/>
           <w:color w:val="auto"/>
         </w:rPr>
-        <w:t xml:space="preserve">&lt;Inicie sempre cada capítulo com uma breve descrição do que ele irá abordar, sendo uma espécie de introdução ao mesmo. Não deve ter mais de 1 parágrafo. Neste capítulo deverá descrever em detalhe o que implementou. Descreva as funcionalidades, a arquitetura, a interface, o software e hardware que efetivamente optou por utilizar, os testes que realizou e resultados, tabelas, etc. Pode incluir diagramas, figuras, troços de código mais relevante (ou </w:t>
-      </w:r>
+        <w:t xml:space="preserve">&lt;Inicie sempre cada capítulo com uma breve descrição do que ele irá abordar, sendo uma espécie de introdução ao mesmo. Não deve ter mais de 1 parágrafo. Neste capítulo deverá descrever em detalhe o que implementou. Descreva as funcionalidades, a </w:t>
+      </w:r>
+      <w:proofErr w:type="spellStart"/>
+      <w:r>
+        <w:rPr>
+          <w:rFonts w:ascii="Times New Roman" w:hAnsi="Times New Roman" w:cs="Times New Roman"/>
+          <w:color w:val="auto"/>
+        </w:rPr>
+        <w:t>arquitetura</w:t>
+      </w:r>
+      <w:proofErr w:type="spellEnd"/>
+      <w:r>
+        <w:rPr>
+          <w:rFonts w:ascii="Times New Roman" w:hAnsi="Times New Roman" w:cs="Times New Roman"/>
+          <w:color w:val="auto"/>
+        </w:rPr>
+        <w:t xml:space="preserve">, a interface, o </w:t>
+      </w:r>
+      <w:proofErr w:type="gramStart"/>
+      <w:r>
+        <w:rPr>
+          <w:rFonts w:ascii="Times New Roman" w:hAnsi="Times New Roman" w:cs="Times New Roman"/>
+          <w:color w:val="auto"/>
+        </w:rPr>
+        <w:t>software</w:t>
+      </w:r>
+      <w:proofErr w:type="gramEnd"/>
+      <w:r>
+        <w:rPr>
+          <w:rFonts w:ascii="Times New Roman" w:hAnsi="Times New Roman" w:cs="Times New Roman"/>
+          <w:color w:val="auto"/>
+        </w:rPr>
+        <w:t xml:space="preserve"> e hardware que </w:t>
+      </w:r>
+      <w:proofErr w:type="spellStart"/>
+      <w:r>
+        <w:rPr>
+          <w:rFonts w:ascii="Times New Roman" w:hAnsi="Times New Roman" w:cs="Times New Roman"/>
+          <w:color w:val="auto"/>
+        </w:rPr>
+        <w:t>efetivamente</w:t>
+      </w:r>
+      <w:proofErr w:type="spellEnd"/>
+      <w:r>
+        <w:rPr>
+          <w:rFonts w:ascii="Times New Roman" w:hAnsi="Times New Roman" w:cs="Times New Roman"/>
+          <w:color w:val="auto"/>
+        </w:rPr>
+        <w:t xml:space="preserve"> optou por utilizar, os testes que realizou e resultados, tabelas, etc. Pode incluir diagramas, figuras, troços de código mais relevante (ou </w:t>
+      </w:r>
+      <w:proofErr w:type="spellStart"/>
       <w:r>
         <w:rPr>
           <w:rFonts w:ascii="Times New Roman" w:hAnsi="Times New Roman" w:cs="Times New Roman"/>
@@ -7242,12 +8668,29 @@
         </w:rPr>
         <w:t>pseudocódigo</w:t>
       </w:r>
-      <w:r>
-        <w:rPr>
-          <w:rFonts w:ascii="Times New Roman" w:hAnsi="Times New Roman" w:cs="Times New Roman"/>
-          <w:color w:val="auto"/>
-        </w:rPr>
-        <w:t>), algoritmos, etc. Remeta para os anexos código mais detalhados ou outros diagramas, colocando neste capítulo o que seja mais fundamental e importante. Deve na mesma subdividir em tantas seções e subseções conforme a necessidade.&gt;</w:t>
+      <w:proofErr w:type="spellEnd"/>
+      <w:r>
+        <w:rPr>
+          <w:rFonts w:ascii="Times New Roman" w:hAnsi="Times New Roman" w:cs="Times New Roman"/>
+          <w:color w:val="auto"/>
+        </w:rPr>
+        <w:t xml:space="preserve">), algoritmos, etc. Remeta para os anexos código mais detalhados ou outros diagramas, colocando neste capítulo o que seja mais fundamental e importante. Deve na mesma subdividir em tantas seções e </w:t>
+      </w:r>
+      <w:proofErr w:type="spellStart"/>
+      <w:r>
+        <w:rPr>
+          <w:rFonts w:ascii="Times New Roman" w:hAnsi="Times New Roman" w:cs="Times New Roman"/>
+          <w:color w:val="auto"/>
+        </w:rPr>
+        <w:t>subseções</w:t>
+      </w:r>
+      <w:proofErr w:type="spellEnd"/>
+      <w:r>
+        <w:rPr>
+          <w:rFonts w:ascii="Times New Roman" w:hAnsi="Times New Roman" w:cs="Times New Roman"/>
+          <w:color w:val="auto"/>
+        </w:rPr>
+        <w:t xml:space="preserve"> conforme a necessidade.&gt;</w:t>
       </w:r>
     </w:p>
     <w:p>
@@ -7349,6 +8792,7 @@
           <w:lang w:eastAsia="pt-PT"/>
         </w:rPr>
       </w:pPr>
+      <w:proofErr w:type="spellStart"/>
       <w:r>
         <w:rPr>
           <w:rFonts w:ascii="Times New Roman" w:hAnsi="Times New Roman" w:cs="Times New Roman"/>
@@ -7358,7 +8802,19 @@
           <w:szCs w:val="26"/>
           <w:lang w:eastAsia="pt-PT"/>
         </w:rPr>
-        <w:t>Arquitetura, quando aplicável</w:t>
+        <w:t>Arquitetura</w:t>
+      </w:r>
+      <w:proofErr w:type="spellEnd"/>
+      <w:r>
+        <w:rPr>
+          <w:rFonts w:ascii="Times New Roman" w:hAnsi="Times New Roman" w:cs="Times New Roman"/>
+          <w:b/>
+          <w:color w:val="auto"/>
+          <w:sz w:val="26"/>
+          <w:szCs w:val="26"/>
+          <w:lang w:eastAsia="pt-PT"/>
+        </w:rPr>
+        <w:t>, quando aplicável</w:t>
       </w:r>
     </w:p>
     <w:p>
@@ -7591,9 +9047,22 @@
           <w:sz w:val="28"/>
           <w:szCs w:val="28"/>
         </w:rPr>
-        <w:t>Interface e interação</w:t>
+        <w:t xml:space="preserve">Interface e </w:t>
+      </w:r>
+      <w:proofErr w:type="spellStart"/>
+      <w:r>
+        <w:rPr>
+          <w:rFonts w:ascii="Times New Roman" w:hAnsi="Times New Roman" w:cs="Times New Roman"/>
+          <w:b/>
+          <w:bCs/>
+          <w:color w:val="auto"/>
+          <w:sz w:val="28"/>
+          <w:szCs w:val="28"/>
+        </w:rPr>
+        <w:t>interação</w:t>
       </w:r>
       <w:bookmarkEnd w:id="22"/>
+      <w:proofErr w:type="spellEnd"/>
     </w:p>
     <w:p>
       <w:pPr>
@@ -7609,6 +9078,7 @@
           <w:szCs w:val="26"/>
         </w:rPr>
       </w:pPr>
+      <w:proofErr w:type="gramStart"/>
       <w:r>
         <w:rPr>
           <w:rFonts w:ascii="Times New Roman" w:hAnsi="Times New Roman" w:cs="Times New Roman"/>
@@ -7616,7 +9086,17 @@
           <w:sz w:val="26"/>
           <w:szCs w:val="26"/>
         </w:rPr>
-        <w:t>Design da Interface</w:t>
+        <w:t>Design</w:t>
+      </w:r>
+      <w:proofErr w:type="gramEnd"/>
+      <w:r>
+        <w:rPr>
+          <w:rFonts w:ascii="Times New Roman" w:hAnsi="Times New Roman" w:cs="Times New Roman"/>
+          <w:b/>
+          <w:sz w:val="26"/>
+          <w:szCs w:val="26"/>
+        </w:rPr>
+        <w:t xml:space="preserve"> da Interface</w:t>
       </w:r>
     </w:p>
     <w:p>
@@ -7658,6 +9138,7 @@
           <w:szCs w:val="26"/>
         </w:rPr>
       </w:pPr>
+      <w:proofErr w:type="spellStart"/>
       <w:r>
         <w:rPr>
           <w:rFonts w:ascii="Times New Roman" w:hAnsi="Times New Roman" w:cs="Times New Roman"/>
@@ -7666,7 +9147,18 @@
           <w:szCs w:val="24"/>
           <w:lang w:eastAsia="pt-PT"/>
         </w:rPr>
-        <w:t>Interação com o utilizador</w:t>
+        <w:t>Interação</w:t>
+      </w:r>
+      <w:proofErr w:type="spellEnd"/>
+      <w:r>
+        <w:rPr>
+          <w:rFonts w:ascii="Times New Roman" w:hAnsi="Times New Roman" w:cs="Times New Roman"/>
+          <w:b/>
+          <w:color w:val="auto"/>
+          <w:szCs w:val="24"/>
+          <w:lang w:eastAsia="pt-PT"/>
+        </w:rPr>
+        <w:t xml:space="preserve"> com o utilizador</w:t>
       </w:r>
     </w:p>
     <w:p>
@@ -7925,6 +9417,7 @@
         </w:rPr>
       </w:pPr>
       <w:bookmarkStart w:id="28" w:name="_Toc241826473"/>
+      <w:proofErr w:type="spellStart"/>
       <w:r>
         <w:rPr>
           <w:rFonts w:ascii="Times New Roman" w:hAnsi="Times New Roman" w:cs="Times New Roman"/>
@@ -7934,9 +9427,34 @@
           <w:szCs w:val="26"/>
           <w:lang w:eastAsia="pt-PT"/>
         </w:rPr>
-        <w:t>Correções efetuadas</w:t>
+        <w:t>Correções</w:t>
+      </w:r>
+      <w:proofErr w:type="spellEnd"/>
+      <w:r>
+        <w:rPr>
+          <w:rFonts w:ascii="Times New Roman" w:hAnsi="Times New Roman" w:cs="Times New Roman"/>
+          <w:b/>
+          <w:color w:val="auto"/>
+          <w:sz w:val="26"/>
+          <w:szCs w:val="26"/>
+          <w:lang w:eastAsia="pt-PT"/>
+        </w:rPr>
+        <w:t xml:space="preserve"> </w:t>
+      </w:r>
+      <w:proofErr w:type="spellStart"/>
+      <w:r>
+        <w:rPr>
+          <w:rFonts w:ascii="Times New Roman" w:hAnsi="Times New Roman" w:cs="Times New Roman"/>
+          <w:b/>
+          <w:color w:val="auto"/>
+          <w:sz w:val="26"/>
+          <w:szCs w:val="26"/>
+          <w:lang w:eastAsia="pt-PT"/>
+        </w:rPr>
+        <w:t>efetuadas</w:t>
       </w:r>
       <w:bookmarkEnd w:id="28"/>
+      <w:proofErr w:type="spellEnd"/>
     </w:p>
     <w:p>
       <w:pPr>
@@ -8195,7 +9713,23 @@
           <w:rFonts w:ascii="Times New Roman" w:hAnsi="Times New Roman" w:cs="Times New Roman"/>
           <w:color w:val="auto"/>
         </w:rPr>
-        <w:t>&lt;Inicie sempre cada capítulo com uma breve descrição do que ele irá abordar, sendo uma espécie de introdução ao mesmo. Não deve ter mais de 1 parágrafo. Neste capítulo deve colocar os resultados principais que obteve, fazer uma reflexão face aos objetivos pretendidos, as dificuldades e limitações que o seu trabalho teve, além das possíveis melhorias e trabalho futuro que poderia ser feito no resultado que o trabalho alcançou.&gt;</w:t>
+        <w:t xml:space="preserve">&lt;Inicie sempre cada capítulo com uma breve descrição do que ele irá abordar, sendo uma espécie de introdução ao mesmo. Não deve ter mais de 1 parágrafo. Neste capítulo deve colocar os resultados principais que obteve, fazer uma reflexão face aos </w:t>
+      </w:r>
+      <w:proofErr w:type="spellStart"/>
+      <w:r>
+        <w:rPr>
+          <w:rFonts w:ascii="Times New Roman" w:hAnsi="Times New Roman" w:cs="Times New Roman"/>
+          <w:color w:val="auto"/>
+        </w:rPr>
+        <w:t>objetivos</w:t>
+      </w:r>
+      <w:proofErr w:type="spellEnd"/>
+      <w:r>
+        <w:rPr>
+          <w:rFonts w:ascii="Times New Roman" w:hAnsi="Times New Roman" w:cs="Times New Roman"/>
+          <w:color w:val="auto"/>
+        </w:rPr>
+        <w:t xml:space="preserve"> pretendidos, as dificuldades e limitações que o seu trabalho teve, além das possíveis melhorias e trabalho futuro que poderia ser feito no resultado que o trabalho alcançou.&gt;</w:t>
       </w:r>
     </w:p>
     <w:p>
@@ -8277,7 +9811,25 @@
           <w:color w:val="auto"/>
           <w:lang w:eastAsia="pt-PT"/>
         </w:rPr>
-        <w:t>Resultados efetivamente alcançados</w:t>
+        <w:t xml:space="preserve">Resultados </w:t>
+      </w:r>
+      <w:proofErr w:type="spellStart"/>
+      <w:r>
+        <w:rPr>
+          <w:rFonts w:ascii="Times New Roman" w:hAnsi="Times New Roman" w:cs="Times New Roman"/>
+          <w:color w:val="auto"/>
+          <w:lang w:eastAsia="pt-PT"/>
+        </w:rPr>
+        <w:t>efetivamente</w:t>
+      </w:r>
+      <w:proofErr w:type="spellEnd"/>
+      <w:r>
+        <w:rPr>
+          <w:rFonts w:ascii="Times New Roman" w:hAnsi="Times New Roman" w:cs="Times New Roman"/>
+          <w:color w:val="auto"/>
+          <w:lang w:eastAsia="pt-PT"/>
+        </w:rPr>
+        <w:t xml:space="preserve"> alcançados</w:t>
       </w:r>
     </w:p>
     <w:p>
@@ -8300,7 +9852,25 @@
           <w:color w:val="auto"/>
           <w:lang w:eastAsia="pt-PT"/>
         </w:rPr>
-        <w:t>Comparação com os objetivos definidos</w:t>
+        <w:t xml:space="preserve">Comparação com os </w:t>
+      </w:r>
+      <w:proofErr w:type="spellStart"/>
+      <w:r>
+        <w:rPr>
+          <w:rFonts w:ascii="Times New Roman" w:hAnsi="Times New Roman" w:cs="Times New Roman"/>
+          <w:color w:val="auto"/>
+          <w:lang w:eastAsia="pt-PT"/>
+        </w:rPr>
+        <w:t>objetivos</w:t>
+      </w:r>
+      <w:proofErr w:type="spellEnd"/>
+      <w:r>
+        <w:rPr>
+          <w:rFonts w:ascii="Times New Roman" w:hAnsi="Times New Roman" w:cs="Times New Roman"/>
+          <w:color w:val="auto"/>
+          <w:lang w:eastAsia="pt-PT"/>
+        </w:rPr>
+        <w:t xml:space="preserve"> definidos</w:t>
       </w:r>
     </w:p>
     <w:p>
@@ -8602,7 +10172,23 @@
           <w:rFonts w:ascii="Times New Roman" w:hAnsi="Times New Roman" w:cs="Times New Roman"/>
           <w:color w:val="auto"/>
         </w:rPr>
-        <w:t xml:space="preserve">&lt;Inclua a lista de bibliografia utilizada, sejam artigos, livros, hiperligações, manuais, etc. Utilize o formato APA7. Nas hiperligações, deve sempre referir </w:t>
+        <w:t xml:space="preserve">&lt;Inclua a lista de bibliografia utilizada, sejam artigos, livros, hiperligações, manuais, etc. Utilize o </w:t>
+      </w:r>
+      <w:proofErr w:type="gramStart"/>
+      <w:r>
+        <w:rPr>
+          <w:rFonts w:ascii="Times New Roman" w:hAnsi="Times New Roman" w:cs="Times New Roman"/>
+          <w:color w:val="auto"/>
+        </w:rPr>
+        <w:t>formato</w:t>
+      </w:r>
+      <w:proofErr w:type="gramEnd"/>
+      <w:r>
+        <w:rPr>
+          <w:rFonts w:ascii="Times New Roman" w:hAnsi="Times New Roman" w:cs="Times New Roman"/>
+          <w:color w:val="auto"/>
+        </w:rPr>
+        <w:t xml:space="preserve"> APA7. Nas hiperligações, deve sempre referir </w:t>
       </w:r>
       <w:r>
         <w:rPr>
@@ -8616,7 +10202,32 @@
           <w:rFonts w:ascii="Times New Roman" w:hAnsi="Times New Roman" w:cs="Times New Roman"/>
           <w:color w:val="auto"/>
         </w:rPr>
-        <w:t xml:space="preserve"> data da última visita. Ordene alfabeticamente e no corpo do relatório, utilize o padrão APA7 (nome de autor(es), ano)&gt;</w:t>
+        <w:t xml:space="preserve"> data da última visita. Ordene alfabeticamente e no corpo do relatório, utilize o padrão APA7 (nome de </w:t>
+      </w:r>
+      <w:proofErr w:type="gramStart"/>
+      <w:r>
+        <w:rPr>
+          <w:rFonts w:ascii="Times New Roman" w:hAnsi="Times New Roman" w:cs="Times New Roman"/>
+          <w:color w:val="auto"/>
+        </w:rPr>
+        <w:t>autor(</w:t>
+      </w:r>
+      <w:proofErr w:type="spellStart"/>
+      <w:r>
+        <w:rPr>
+          <w:rFonts w:ascii="Times New Roman" w:hAnsi="Times New Roman" w:cs="Times New Roman"/>
+          <w:color w:val="auto"/>
+        </w:rPr>
+        <w:t>es</w:t>
+      </w:r>
+      <w:proofErr w:type="spellEnd"/>
+      <w:proofErr w:type="gramEnd"/>
+      <w:r>
+        <w:rPr>
+          <w:rFonts w:ascii="Times New Roman" w:hAnsi="Times New Roman" w:cs="Times New Roman"/>
+          <w:color w:val="auto"/>
+        </w:rPr>
+        <w:t>), ano)&gt;</w:t>
       </w:r>
     </w:p>
     <w:p>
@@ -8937,7 +10548,7 @@
             <w:noProof/>
             <w:sz w:val="22"/>
           </w:rPr>
-          <w:t>7</w:t>
+          <w:t>2</w:t>
         </w:r>
         <w:r>
           <w:rPr>
@@ -14016,33 +15627,13 @@
   <a:extraClrSchemeLst/>
   <a:extLst>
     <a:ext uri="{05A4C25C-085E-4340-85A3-A5531E510DB2}">
-      <thm15:themeFamily xmlns:thm15="http://schemas.microsoft.com/office/thememl/2012/main" xmlns="" name="Office Theme" id="{62F939B6-93AF-4DB8-9C6B-D6C7DFDC589F}" vid="{4A3C46E8-61CC-4603-A589-7422A47A8E4A}"/>
+      <thm15:themeFamily xmlns="" xmlns:thm15="http://schemas.microsoft.com/office/thememl/2012/main" name="Office Theme" id="{62F939B6-93AF-4DB8-9C6B-D6C7DFDC589F}" vid="{4A3C46E8-61CC-4603-A589-7422A47A8E4A}"/>
     </a:ext>
   </a:extLst>
 </a:theme>
 </file>
 
 <file path=customXml/item1.xml><?xml version="1.0" encoding="utf-8"?>
-<p:properties xmlns:p="http://schemas.microsoft.com/office/2006/metadata/properties" xmlns:xsi="http://www.w3.org/2001/XMLSchema-instance" xmlns:pc="http://schemas.microsoft.com/office/infopath/2007/PartnerControls">
-  <documentManagement>
-    <lcf76f155ced4ddcb4097134ff3c332f xmlns="bb1c5a63-2c7f-4792-9966-aa9bb2033e72">
-      <Terms xmlns="http://schemas.microsoft.com/office/infopath/2007/PartnerControls"/>
-    </lcf76f155ced4ddcb4097134ff3c332f>
-    <TaxCatchAll xmlns="6fe766e0-fb80-4114-ba1d-99b3bcf86d34" xsi:nil="true"/>
-  </documentManagement>
-</p:properties>
-</file>
-
-<file path=customXml/item2.xml><?xml version="1.0" encoding="utf-8"?>
-<?mso-contentType ?>
-<FormTemplates xmlns="http://schemas.microsoft.com/sharepoint/v3/contenttype/forms">
-  <Display>DocumentLibraryForm</Display>
-  <Edit>DocumentLibraryForm</Edit>
-  <New>DocumentLibraryForm</New>
-</FormTemplates>
-</file>
-
-<file path=customXml/item3.xml><?xml version="1.0" encoding="utf-8"?>
 <ct:contentTypeSchema xmlns:ct="http://schemas.microsoft.com/office/2006/metadata/contentType" xmlns:ma="http://schemas.microsoft.com/office/2006/metadata/properties/metaAttributes" ct:_="" ma:_="" ma:contentTypeName="Documento" ma:contentTypeID="0x0101007BC7B736363F2748A2BCEB3B63350011" ma:contentTypeVersion="9" ma:contentTypeDescription="Criar um novo documento." ma:contentTypeScope="" ma:versionID="ce84c1db39dd7d9e64903bd5e77fd3ca">
   <xsd:schema xmlns:xsd="http://www.w3.org/2001/XMLSchema" xmlns:xs="http://www.w3.org/2001/XMLSchema" xmlns:p="http://schemas.microsoft.com/office/2006/metadata/properties" xmlns:ns2="bb1c5a63-2c7f-4792-9966-aa9bb2033e72" xmlns:ns3="6fe766e0-fb80-4114-ba1d-99b3bcf86d34" targetNamespace="http://schemas.microsoft.com/office/2006/metadata/properties" ma:root="true" ma:fieldsID="e11e61d18871786ae71c5f49525fd146" ns2:_="" ns3:_="">
     <xsd:import namespace="bb1c5a63-2c7f-4792-9966-aa9bb2033e72"/>
@@ -14223,30 +15814,31 @@
 </ct:contentTypeSchema>
 </file>
 
+<file path=customXml/item2.xml><?xml version="1.0" encoding="utf-8"?>
+<?mso-contentType ?>
+<FormTemplates xmlns="http://schemas.microsoft.com/sharepoint/v3/contenttype/forms">
+  <Display>DocumentLibraryForm</Display>
+  <Edit>DocumentLibraryForm</Edit>
+  <New>DocumentLibraryForm</New>
+</FormTemplates>
+</file>
+
+<file path=customXml/item3.xml><?xml version="1.0" encoding="utf-8"?>
+<p:properties xmlns:p="http://schemas.microsoft.com/office/2006/metadata/properties" xmlns:xsi="http://www.w3.org/2001/XMLSchema-instance" xmlns:pc="http://schemas.microsoft.com/office/infopath/2007/PartnerControls">
+  <documentManagement>
+    <lcf76f155ced4ddcb4097134ff3c332f xmlns="bb1c5a63-2c7f-4792-9966-aa9bb2033e72">
+      <Terms xmlns="http://schemas.microsoft.com/office/infopath/2007/PartnerControls"/>
+    </lcf76f155ced4ddcb4097134ff3c332f>
+    <TaxCatchAll xmlns="6fe766e0-fb80-4114-ba1d-99b3bcf86d34" xsi:nil="true"/>
+  </documentManagement>
+</p:properties>
+</file>
+
 <file path=customXml/item4.xml><?xml version="1.0" encoding="utf-8"?>
 <b:Sources xmlns:b="http://schemas.openxmlformats.org/officeDocument/2006/bibliography" xmlns="http://schemas.openxmlformats.org/officeDocument/2006/bibliography" SelectedStyle="\APASixthEditionOfficeOnline.xsl" StyleName="APA" Version="6"/>
 </file>
 
 <file path=customXml/itemProps1.xml><?xml version="1.0" encoding="utf-8"?>
-<ds:datastoreItem xmlns:ds="http://schemas.openxmlformats.org/officeDocument/2006/customXml" ds:itemID="{5892AC4A-658C-4EA8-A2CF-D28271CDF9D1}">
-  <ds:schemaRefs>
-    <ds:schemaRef ds:uri="http://schemas.microsoft.com/office/2006/metadata/properties"/>
-    <ds:schemaRef ds:uri="http://schemas.microsoft.com/office/infopath/2007/PartnerControls"/>
-    <ds:schemaRef ds:uri="bb1c5a63-2c7f-4792-9966-aa9bb2033e72"/>
-    <ds:schemaRef ds:uri="6fe766e0-fb80-4114-ba1d-99b3bcf86d34"/>
-  </ds:schemaRefs>
-</ds:datastoreItem>
-</file>
-
-<file path=customXml/itemProps2.xml><?xml version="1.0" encoding="utf-8"?>
-<ds:datastoreItem xmlns:ds="http://schemas.openxmlformats.org/officeDocument/2006/customXml" ds:itemID="{D062B692-2C63-43AC-A3A5-D8DFC96DC171}">
-  <ds:schemaRefs>
-    <ds:schemaRef ds:uri="http://schemas.microsoft.com/sharepoint/v3/contenttype/forms"/>
-  </ds:schemaRefs>
-</ds:datastoreItem>
-</file>
-
-<file path=customXml/itemProps3.xml><?xml version="1.0" encoding="utf-8"?>
 <ds:datastoreItem xmlns:ds="http://schemas.openxmlformats.org/officeDocument/2006/customXml" ds:itemID="{0AA7735E-60DC-42A3-8FFF-A959C444E474}">
   <ds:schemaRefs>
     <ds:schemaRef ds:uri="http://schemas.microsoft.com/office/2006/metadata/contentType"/>
@@ -14265,8 +15857,27 @@
 </ds:datastoreItem>
 </file>
 
+<file path=customXml/itemProps2.xml><?xml version="1.0" encoding="utf-8"?>
+<ds:datastoreItem xmlns:ds="http://schemas.openxmlformats.org/officeDocument/2006/customXml" ds:itemID="{D062B692-2C63-43AC-A3A5-D8DFC96DC171}">
+  <ds:schemaRefs>
+    <ds:schemaRef ds:uri="http://schemas.microsoft.com/sharepoint/v3/contenttype/forms"/>
+  </ds:schemaRefs>
+</ds:datastoreItem>
+</file>
+
+<file path=customXml/itemProps3.xml><?xml version="1.0" encoding="utf-8"?>
+<ds:datastoreItem xmlns:ds="http://schemas.openxmlformats.org/officeDocument/2006/customXml" ds:itemID="{5892AC4A-658C-4EA8-A2CF-D28271CDF9D1}">
+  <ds:schemaRefs>
+    <ds:schemaRef ds:uri="http://schemas.microsoft.com/office/2006/metadata/properties"/>
+    <ds:schemaRef ds:uri="http://schemas.microsoft.com/office/infopath/2007/PartnerControls"/>
+    <ds:schemaRef ds:uri="bb1c5a63-2c7f-4792-9966-aa9bb2033e72"/>
+    <ds:schemaRef ds:uri="6fe766e0-fb80-4114-ba1d-99b3bcf86d34"/>
+  </ds:schemaRefs>
+</ds:datastoreItem>
+</file>
+
 <file path=customXml/itemProps4.xml><?xml version="1.0" encoding="utf-8"?>
-<ds:datastoreItem xmlns:ds="http://schemas.openxmlformats.org/officeDocument/2006/customXml" ds:itemID="{99A93306-811B-46B2-A604-CAC97D51AC5E}">
+<ds:datastoreItem xmlns:ds="http://schemas.openxmlformats.org/officeDocument/2006/customXml" ds:itemID="{E98F5FA8-A412-4567-A42E-E08395E794C6}">
   <ds:schemaRefs>
     <ds:schemaRef ds:uri="http://schemas.openxmlformats.org/officeDocument/2006/bibliography"/>
   </ds:schemaRefs>
